--- a/docs/manuals/manual-administrador.docx
+++ b/docs/manuals/manual-administrador.docx
@@ -82,7 +82,7 @@
           <w:sz w:val="22"/>
           <w:szCs w:val="22"/>
         </w:rPr>
-        <w:t xml:space="preserve">Para: Luis (administrador, no piloto)</w:t>
+        <w:t xml:space="preserve">Para: Luis (org_admin Skypro360)</w:t>
       </w:r>
     </w:p>
     <w:p>
@@ -97,7 +97,7 @@
           <w:sz w:val="22"/>
           <w:szCs w:val="22"/>
         </w:rPr>
-        <w:t xml:space="preserve">Versión: 1.0 — 2026-04-30</w:t>
+        <w:t xml:space="preserve">Versión: 1.1 — 2026-05-02</w:t>
       </w:r>
     </w:p>
     <w:p>
@@ -137,6 +137,236 @@
           <w:sz w:val="32"/>
           <w:szCs w:val="32"/>
         </w:rPr>
+        <w:t xml:space="preserve">Novedades en v1.1</w:t>
+      </w:r>
+    </w:p>
+    <w:p>
+      <w:pPr>
+        <w:pStyle w:val="ListParagraph"/>
+        <w:numPr>
+          <w:ilvl w:val="0"/>
+          <w:numId w:val="2"/>
+        </w:numPr>
+        <w:spacing w:after="80"/>
+      </w:pPr>
+      <w:r>
+        <w:rPr>
+          <w:rFonts w:ascii="Arial" w:cs="Arial" w:eastAsia="Arial" w:hAnsi="Arial"/>
+          <w:b/>
+          <w:bCs/>
+          <w:color w:val="1A2433"/>
+          <w:sz w:val="22"/>
+          <w:szCs w:val="22"/>
+        </w:rPr>
+        <w:t xml:space="preserve">Tu rol es ahora org_admin: </w:t>
+      </w:r>
+      <w:r>
+        <w:rPr>
+          <w:rFonts w:ascii="Arial" w:cs="Arial" w:eastAsia="Arial" w:hAnsi="Arial"/>
+          <w:color w:val="1A2433"/>
+          <w:sz w:val="22"/>
+          <w:szCs w:val="22"/>
+        </w:rPr>
+        <w:t xml:space="preserve">antes estabas como pilot, lo cual te bloqueaba la gestión de flota. Ya está corregido</w:t>
+      </w:r>
+    </w:p>
+    <w:p>
+      <w:pPr>
+        <w:pStyle w:val="ListParagraph"/>
+        <w:numPr>
+          <w:ilvl w:val="0"/>
+          <w:numId w:val="2"/>
+        </w:numPr>
+        <w:spacing w:after="80"/>
+      </w:pPr>
+      <w:r>
+        <w:rPr>
+          <w:rFonts w:ascii="Arial" w:cs="Arial" w:eastAsia="Arial" w:hAnsi="Arial"/>
+          <w:b/>
+          <w:bCs/>
+          <w:color w:val="1A2433"/>
+          <w:sz w:val="22"/>
+          <w:szCs w:val="22"/>
+        </w:rPr>
+        <w:t xml:space="preserve">Cambio de contraseña obligatorio: </w:t>
+      </w:r>
+      <w:r>
+        <w:rPr>
+          <w:rFonts w:ascii="Arial" w:cs="Arial" w:eastAsia="Arial" w:hAnsi="Arial"/>
+          <w:color w:val="1A2433"/>
+          <w:sz w:val="22"/>
+          <w:szCs w:val="22"/>
+        </w:rPr>
+        <w:t xml:space="preserve">cuando crees usuarios nuevos, marca must_change_password=true para forzar cambio en su primer login</w:t>
+      </w:r>
+    </w:p>
+    <w:p>
+      <w:pPr>
+        <w:pStyle w:val="ListParagraph"/>
+        <w:numPr>
+          <w:ilvl w:val="0"/>
+          <w:numId w:val="2"/>
+        </w:numPr>
+        <w:spacing w:after="80"/>
+      </w:pPr>
+      <w:r>
+        <w:rPr>
+          <w:rFonts w:ascii="Arial" w:cs="Arial" w:eastAsia="Arial" w:hAnsi="Arial"/>
+          <w:b/>
+          <w:bCs/>
+          <w:color w:val="1A2433"/>
+          <w:sz w:val="22"/>
+          <w:szCs w:val="22"/>
+        </w:rPr>
+        <w:t xml:space="preserve">Reset password por email: </w:t>
+      </w:r>
+      <w:r>
+        <w:rPr>
+          <w:rFonts w:ascii="Arial" w:cs="Arial" w:eastAsia="Arial" w:hAnsi="Arial"/>
+          <w:color w:val="1A2433"/>
+          <w:sz w:val="22"/>
+          <w:szCs w:val="22"/>
+        </w:rPr>
+        <w:t xml:space="preserve">los usuarios pueden auto-resetear desde el login sin pedirte ayuda. Sigue habiendo enlace para que tú lo gestiones si lo prefieres</w:t>
+      </w:r>
+    </w:p>
+    <w:p>
+      <w:pPr>
+        <w:pStyle w:val="ListParagraph"/>
+        <w:numPr>
+          <w:ilvl w:val="0"/>
+          <w:numId w:val="2"/>
+        </w:numPr>
+        <w:spacing w:after="80"/>
+      </w:pPr>
+      <w:r>
+        <w:rPr>
+          <w:rFonts w:ascii="Arial" w:cs="Arial" w:eastAsia="Arial" w:hAnsi="Arial"/>
+          <w:b/>
+          <w:bCs/>
+          <w:color w:val="1A2433"/>
+          <w:sz w:val="22"/>
+          <w:szCs w:val="22"/>
+        </w:rPr>
+        <w:t xml:space="preserve">RBAC enforced: </w:t>
+      </w:r>
+      <w:r>
+        <w:rPr>
+          <w:rFonts w:ascii="Arial" w:cs="Arial" w:eastAsia="Arial" w:hAnsi="Arial"/>
+          <w:color w:val="1A2433"/>
+          <w:sz w:val="22"/>
+          <w:szCs w:val="22"/>
+        </w:rPr>
+        <w:t xml:space="preserve">los pilotos ya solo ven sus misiones. Los coordinadores ven todas. Tú ves todo</w:t>
+      </w:r>
+    </w:p>
+    <w:p>
+      <w:pPr>
+        <w:pStyle w:val="ListParagraph"/>
+        <w:numPr>
+          <w:ilvl w:val="0"/>
+          <w:numId w:val="2"/>
+        </w:numPr>
+        <w:spacing w:after="80"/>
+      </w:pPr>
+      <w:r>
+        <w:rPr>
+          <w:rFonts w:ascii="Arial" w:cs="Arial" w:eastAsia="Arial" w:hAnsi="Arial"/>
+          <w:b/>
+          <w:bCs/>
+          <w:color w:val="1A2433"/>
+          <w:sz w:val="22"/>
+          <w:szCs w:val="22"/>
+        </w:rPr>
+        <w:t xml:space="preserve">Backup automático Postgres: </w:t>
+      </w:r>
+      <w:r>
+        <w:rPr>
+          <w:rFonts w:ascii="Arial" w:cs="Arial" w:eastAsia="Arial" w:hAnsi="Arial"/>
+          <w:color w:val="1A2433"/>
+          <w:sz w:val="22"/>
+          <w:szCs w:val="22"/>
+        </w:rPr>
+        <w:t xml:space="preserve">diario a las 03:15 UTC. Conservación 14 días + 4 semanas + 6 meses en /opt/apps/opsmanager/backups/</w:t>
+      </w:r>
+    </w:p>
+    <w:p>
+      <w:pPr>
+        <w:pStyle w:val="ListParagraph"/>
+        <w:numPr>
+          <w:ilvl w:val="0"/>
+          <w:numId w:val="2"/>
+        </w:numPr>
+        <w:spacing w:after="80"/>
+      </w:pPr>
+      <w:r>
+        <w:rPr>
+          <w:rFonts w:ascii="Arial" w:cs="Arial" w:eastAsia="Arial" w:hAnsi="Arial"/>
+          <w:b/>
+          <w:bCs/>
+          <w:color w:val="1A2433"/>
+          <w:sz w:val="22"/>
+          <w:szCs w:val="22"/>
+        </w:rPr>
+        <w:t xml:space="preserve">Datos AESA del operador: </w:t>
+      </w:r>
+      <w:r>
+        <w:rPr>
+          <w:rFonts w:ascii="Arial" w:cs="Arial" w:eastAsia="Arial" w:hAnsi="Arial"/>
+          <w:color w:val="1A2433"/>
+          <w:sz w:val="22"/>
+          <w:szCs w:val="22"/>
+        </w:rPr>
+        <w:t xml:space="preserve">ya almacenados (NIF, registro, CSV). Aparecen en la cabecera del PDF dossier</w:t>
+      </w:r>
+    </w:p>
+    <w:p>
+      <w:pPr>
+        <w:pStyle w:val="ListParagraph"/>
+        <w:numPr>
+          <w:ilvl w:val="0"/>
+          <w:numId w:val="2"/>
+        </w:numPr>
+        <w:spacing w:after="80"/>
+      </w:pPr>
+      <w:r>
+        <w:rPr>
+          <w:rFonts w:ascii="Arial" w:cs="Arial" w:eastAsia="Arial" w:hAnsi="Arial"/>
+          <w:b/>
+          <w:bCs/>
+          <w:color w:val="1A2433"/>
+          <w:sz w:val="22"/>
+          <w:szCs w:val="22"/>
+        </w:rPr>
+        <w:t xml:space="preserve">Modo claro en mapa: </w:t>
+      </w:r>
+      <w:r>
+        <w:rPr>
+          <w:rFonts w:ascii="Arial" w:cs="Arial" w:eastAsia="Arial" w:hAnsi="Arial"/>
+          <w:color w:val="1A2433"/>
+          <w:sz w:val="22"/>
+          <w:szCs w:val="22"/>
+        </w:rPr>
+        <w:t xml:space="preserve">el mapa cambia entre Positron (claro) y Dark Matter (oscuro) según tu tema</w:t>
+      </w:r>
+    </w:p>
+    <w:p>
+      <w:pPr>
+        <w:pStyle w:val="Heading1"/>
+        <w:pBdr>
+          <w:bottom w:val="single" w:color="0C9FD8" w:sz="12" w:space="4"/>
+        </w:pBdr>
+        <w:spacing w:after="200" w:before="360"/>
+      </w:pPr>
+      <w:r>
+        <w:rPr>
+          <w:rFonts w:ascii="Arial" w:cs="Arial" w:eastAsia="Arial" w:hAnsi="Arial"/>
+          <w:b/>
+          <w:bCs/>
+          <w:color w:val="0D1520"/>
+          <w:sz w:val="32"/>
+          <w:szCs w:val="32"/>
+        </w:rPr>
         <w:t xml:space="preserve">1. Tu rol</w:t>
       </w:r>
     </w:p>
@@ -189,7 +419,7 @@
           <w:sz w:val="22"/>
           <w:szCs w:val="22"/>
         </w:rPr>
-        <w:t xml:space="preserve">Renovación de certificaciones (cuando los pilotos te traen los papeles nuevos)</w:t>
+        <w:t xml:space="preserve">Renovación de certificaciones</w:t>
       </w:r>
     </w:p>
     <w:p>
@@ -227,7 +457,7 @@
           <w:sz w:val="22"/>
           <w:szCs w:val="22"/>
         </w:rPr>
-        <w:t xml:space="preserve">Compliance global — que ningún piloto ni drone vuele con docs caducados</w:t>
+        <w:t xml:space="preserve">Compliance global</w:t>
       </w:r>
     </w:p>
     <w:p>
@@ -265,7 +495,7 @@
           <w:sz w:val="22"/>
           <w:szCs w:val="22"/>
         </w:rPr>
-        <w:t xml:space="preserve">Soporte de primer nivel a los pilotos</w:t>
+        <w:t xml:space="preserve">Soporte primer nivel a los pilotos</w:t>
       </w:r>
     </w:p>
     <w:p>
@@ -343,7 +573,7 @@
           <w:sz w:val="22"/>
           <w:szCs w:val="22"/>
         </w:rPr>
-        <w:t xml:space="preserve">Tus credenciales — guárdalas en gestor de contraseñas, no en archivos sueltos</w:t>
+        <w:t xml:space="preserve">Tus credenciales — guárdalas en gestor de contraseñas</w:t>
       </w:r>
     </w:p>
     <w:p>
@@ -362,7 +592,26 @@
           <w:sz w:val="22"/>
           <w:szCs w:val="22"/>
         </w:rPr>
-        <w:t xml:space="preserve">Toggle modo claro/oscuro: sidebar inferior izquierdo</w:t>
+        <w:t xml:space="preserve">Toggle modo claro/oscuro: sidebar inferior izquierdo (cambia toda la UI Y el mapa)</w:t>
+      </w:r>
+    </w:p>
+    <w:p>
+      <w:pPr>
+        <w:pStyle w:val="ListParagraph"/>
+        <w:numPr>
+          <w:ilvl w:val="0"/>
+          <w:numId w:val="3"/>
+        </w:numPr>
+        <w:spacing w:after="80"/>
+      </w:pPr>
+      <w:r>
+        <w:rPr>
+          <w:rFonts w:ascii="Arial" w:cs="Arial" w:eastAsia="Arial" w:hAnsi="Arial"/>
+          <w:color w:val="1A2433"/>
+          <w:sz w:val="22"/>
+          <w:szCs w:val="22"/>
+        </w:rPr>
+        <w:t xml:space="preserve">Cambiar contraseña: icono engranaje en sidebar</w:t>
       </w:r>
     </w:p>
     <w:p>
@@ -829,7 +1078,7 @@
                 <w:sz w:val="20"/>
                 <w:szCs w:val="20"/>
               </w:rPr>
-              <w:t xml:space="preserve">KPIs de operación, horas, métricas comerciales</w:t>
+              <w:t xml:space="preserve">KPIs operación, horas, métricas</w:t>
             </w:r>
           </w:p>
         </w:tc>
@@ -866,7 +1115,7 @@
           <w:sz w:val="22"/>
           <w:szCs w:val="22"/>
         </w:rPr>
-        <w:t xml:space="preserve">Cuando entras, primer vistazo en 30 segundos:</w:t>
+        <w:t xml:space="preserve">Vistazo en 30 segundos:</w:t>
       </w:r>
     </w:p>
     <w:p>
@@ -947,154 +1196,73 @@
           <w:sz w:val="22"/>
           <w:szCs w:val="22"/>
         </w:rPr>
-        <w:t xml:space="preserve">Panel derecho:</w:t>
-      </w:r>
-    </w:p>
-    <w:p>
-      <w:pPr>
-        <w:pStyle w:val="ListParagraph"/>
-        <w:numPr>
-          <w:ilvl w:val="0"/>
-          <w:numId w:val="2"/>
-        </w:numPr>
-        <w:spacing w:after="80"/>
-      </w:pPr>
-      <w:r>
-        <w:rPr>
-          <w:rFonts w:ascii="Arial" w:cs="Arial" w:eastAsia="Arial" w:hAnsi="Arial"/>
-          <w:b/>
-          <w:bCs/>
-          <w:color w:val="1A2433"/>
-          <w:sz w:val="22"/>
-          <w:szCs w:val="22"/>
-        </w:rPr>
-        <w:t xml:space="preserve">  Alertas AESA · BOE</w:t>
-      </w:r>
-      <w:r>
-        <w:rPr>
-          <w:rFonts w:ascii="Arial" w:cs="Arial" w:eastAsia="Arial" w:hAnsi="Arial"/>
-          <w:color w:val="1A2433"/>
-          <w:sz w:val="22"/>
-          <w:szCs w:val="22"/>
-        </w:rPr>
-        <w:t xml:space="preserve"> — publicaciones oficiales relevantes UAS/RPAS</w:t>
-      </w:r>
-    </w:p>
-    <w:p>
-      <w:pPr>
-        <w:pStyle w:val="ListParagraph"/>
-        <w:numPr>
-          <w:ilvl w:val="0"/>
-          <w:numId w:val="2"/>
-        </w:numPr>
-        <w:spacing w:after="80"/>
-      </w:pPr>
-      <w:r>
-        <w:rPr>
-          <w:rFonts w:ascii="Arial" w:cs="Arial" w:eastAsia="Arial" w:hAnsi="Arial"/>
-          <w:color w:val="1A2433"/>
-          <w:sz w:val="22"/>
-          <w:szCs w:val="22"/>
-        </w:rPr>
-        <w:t xml:space="preserve">  · Badge naranja = directo sobre drones (regulación, sanciones, certificados)</w:t>
-      </w:r>
-    </w:p>
-    <w:p>
-      <w:pPr>
-        <w:pStyle w:val="ListParagraph"/>
-        <w:numPr>
-          <w:ilvl w:val="0"/>
-          <w:numId w:val="2"/>
-        </w:numPr>
-        <w:spacing w:after="80"/>
-      </w:pPr>
-      <w:r>
-        <w:rPr>
-          <w:rFonts w:ascii="Arial" w:cs="Arial" w:eastAsia="Arial" w:hAnsi="Arial"/>
-          <w:color w:val="1A2433"/>
-          <w:sz w:val="22"/>
-          <w:szCs w:val="22"/>
-        </w:rPr>
-        <w:t xml:space="preserve">  · Badge amarillo = relacionado (espacios aéreos, transporte)</w:t>
-      </w:r>
-    </w:p>
-    <w:p>
-      <w:pPr>
-        <w:pStyle w:val="ListParagraph"/>
-        <w:numPr>
-          <w:ilvl w:val="0"/>
-          <w:numId w:val="2"/>
-        </w:numPr>
-        <w:spacing w:after="80"/>
-      </w:pPr>
-      <w:r>
-        <w:rPr>
-          <w:rFonts w:ascii="Arial" w:cs="Arial" w:eastAsia="Arial" w:hAnsi="Arial"/>
-          <w:color w:val="1A2433"/>
-          <w:sz w:val="22"/>
-          <w:szCs w:val="22"/>
-        </w:rPr>
-        <w:t xml:space="preserve">  · Badge gris = general</w:t>
-      </w:r>
-    </w:p>
-    <w:p>
-      <w:pPr>
-        <w:pStyle w:val="ListParagraph"/>
-        <w:numPr>
-          <w:ilvl w:val="0"/>
-          <w:numId w:val="2"/>
-        </w:numPr>
-        <w:spacing w:after="80"/>
-      </w:pPr>
-      <w:r>
-        <w:rPr>
-          <w:rFonts w:ascii="Arial" w:cs="Arial" w:eastAsia="Arial" w:hAnsi="Arial"/>
-          <w:b/>
-          <w:bCs/>
-          <w:color w:val="1A2433"/>
-          <w:sz w:val="22"/>
-          <w:szCs w:val="22"/>
-        </w:rPr>
-        <w:t xml:space="preserve">  Alertas vencimiento</w:t>
-      </w:r>
-      <w:r>
-        <w:rPr>
-          <w:rFonts w:ascii="Arial" w:cs="Arial" w:eastAsia="Arial" w:hAnsi="Arial"/>
-          <w:color w:val="1A2433"/>
-          <w:sz w:val="22"/>
-          <w:szCs w:val="22"/>
-        </w:rPr>
-        <w:t xml:space="preserve"> — pilotos y drones con docs próximos a caducar</w:t>
-      </w:r>
-    </w:p>
-    <w:p>
-      <w:pPr>
-        <w:pStyle w:val="ListParagraph"/>
-        <w:numPr>
-          <w:ilvl w:val="0"/>
-          <w:numId w:val="2"/>
-        </w:numPr>
-        <w:spacing w:after="80"/>
-      </w:pPr>
-      <w:r>
-        <w:rPr>
-          <w:rFonts w:ascii="Arial" w:cs="Arial" w:eastAsia="Arial" w:hAnsi="Arial"/>
-          <w:b/>
-          <w:bCs/>
-          <w:color w:val="1A2433"/>
-          <w:sz w:val="22"/>
-          <w:szCs w:val="22"/>
-        </w:rPr>
-        <w:t xml:space="preserve">  Meteo</w:t>
-      </w:r>
-      <w:r>
-        <w:rPr>
-          <w:rFonts w:ascii="Arial" w:cs="Arial" w:eastAsia="Arial" w:hAnsi="Arial"/>
-          <w:color w:val="1A2433"/>
-          <w:sz w:val="22"/>
-          <w:szCs w:val="22"/>
-        </w:rPr>
-        <w:t xml:space="preserve"> — referencial, útil cuando coordinas con pilotos por teléfono</w:t>
+        <w:t xml:space="preserve">Panel derecho — Alertas AESA · BOE: </w:t>
+      </w:r>
+      <w:r>
+        <w:rPr>
+          <w:rFonts w:ascii="Arial" w:cs="Arial" w:eastAsia="Arial" w:hAnsi="Arial"/>
+          <w:color w:val="1A2433"/>
+          <w:sz w:val="22"/>
+          <w:szCs w:val="22"/>
+        </w:rPr>
+        <w:t xml:space="preserve">publicaciones oficiales BOE relevantes UAS/RPAS</w:t>
+      </w:r>
+    </w:p>
+    <w:p>
+      <w:pPr>
+        <w:pStyle w:val="ListParagraph"/>
+        <w:numPr>
+          <w:ilvl w:val="0"/>
+          <w:numId w:val="2"/>
+        </w:numPr>
+        <w:spacing w:after="80"/>
+      </w:pPr>
+      <w:r>
+        <w:rPr>
+          <w:rFonts w:ascii="Arial" w:cs="Arial" w:eastAsia="Arial" w:hAnsi="Arial"/>
+          <w:color w:val="1A2433"/>
+          <w:sz w:val="22"/>
+          <w:szCs w:val="22"/>
+        </w:rPr>
+        <w:t xml:space="preserve">Naranja = directo sobre drones (regulación, sanciones)</w:t>
+      </w:r>
+    </w:p>
+    <w:p>
+      <w:pPr>
+        <w:pStyle w:val="ListParagraph"/>
+        <w:numPr>
+          <w:ilvl w:val="0"/>
+          <w:numId w:val="2"/>
+        </w:numPr>
+        <w:spacing w:after="80"/>
+      </w:pPr>
+      <w:r>
+        <w:rPr>
+          <w:rFonts w:ascii="Arial" w:cs="Arial" w:eastAsia="Arial" w:hAnsi="Arial"/>
+          <w:color w:val="1A2433"/>
+          <w:sz w:val="22"/>
+          <w:szCs w:val="22"/>
+        </w:rPr>
+        <w:t xml:space="preserve">Amarillo = relacionado (espacios aéreos, transporte)</w:t>
+      </w:r>
+    </w:p>
+    <w:p>
+      <w:pPr>
+        <w:pStyle w:val="ListParagraph"/>
+        <w:numPr>
+          <w:ilvl w:val="0"/>
+          <w:numId w:val="2"/>
+        </w:numPr>
+        <w:spacing w:after="80"/>
+      </w:pPr>
+      <w:r>
+        <w:rPr>
+          <w:rFonts w:ascii="Arial" w:cs="Arial" w:eastAsia="Arial" w:hAnsi="Arial"/>
+          <w:color w:val="1A2433"/>
+          <w:sz w:val="22"/>
+          <w:szCs w:val="22"/>
+        </w:rPr>
+        <w:t xml:space="preserve">Gris = general</w:t>
       </w:r>
     </w:p>
     <w:p>
@@ -1114,7 +1282,7 @@
           <w:sz w:val="22"/>
           <w:szCs w:val="22"/>
         </w:rPr>
-        <w:t xml:space="preserve">Tu trabajo aquí: revisar alertas BOE 1 vez al día. Si sale algo crítico (sanciones, cambios regulatorios), avisar al equipo.</w:t>
+        <w:t xml:space="preserve">Tu trabajo aquí: revisar alertas BOE 1 vez al día. Si sale algo crítico, avisar al equipo.</w:t>
       </w:r>
     </w:p>
     <w:p>
@@ -1170,264 +1338,122 @@
     </w:p>
     <w:p>
       <w:pPr>
-        <w:pStyle w:val="Heading3"/>
-        <w:spacing w:after="100" w:before="200"/>
-      </w:pPr>
-      <w:r>
-        <w:rPr>
-          <w:rFonts w:ascii="Arial" w:cs="Arial" w:eastAsia="Arial" w:hAnsi="Arial"/>
-          <w:b/>
-          <w:bCs/>
-          <w:color w:val="0D1520"/>
-          <w:sz w:val="22"/>
-          <w:szCs w:val="22"/>
-        </w:rPr>
-        <w:t xml:space="preserve">Campos importantes:</w:t>
-      </w:r>
-    </w:p>
-    <w:p>
-      <w:pPr>
-        <w:pStyle w:val="ListParagraph"/>
-        <w:numPr>
-          <w:ilvl w:val="0"/>
-          <w:numId w:val="2"/>
-        </w:numPr>
-        <w:spacing w:after="80"/>
-      </w:pPr>
-      <w:r>
-        <w:rPr>
-          <w:rFonts w:ascii="Arial" w:cs="Arial" w:eastAsia="Arial" w:hAnsi="Arial"/>
-          <w:b/>
-          <w:bCs/>
-          <w:color w:val="1A2433"/>
-          <w:sz w:val="22"/>
-          <w:szCs w:val="22"/>
-        </w:rPr>
-        <w:t xml:space="preserve">Modelo</w:t>
-      </w:r>
-      <w:r>
-        <w:rPr>
-          <w:rFonts w:ascii="Arial" w:cs="Arial" w:eastAsia="Arial" w:hAnsi="Arial"/>
-          <w:color w:val="1A2433"/>
-          <w:sz w:val="22"/>
-          <w:szCs w:val="22"/>
-        </w:rPr>
-        <w:t xml:space="preserve"> — ej DJI Mavic 3 Enterprise</w:t>
-      </w:r>
-    </w:p>
-    <w:p>
-      <w:pPr>
-        <w:pStyle w:val="ListParagraph"/>
-        <w:numPr>
-          <w:ilvl w:val="0"/>
-          <w:numId w:val="2"/>
-        </w:numPr>
-        <w:spacing w:after="80"/>
-      </w:pPr>
-      <w:r>
-        <w:rPr>
-          <w:rFonts w:ascii="Arial" w:cs="Arial" w:eastAsia="Arial" w:hAnsi="Arial"/>
-          <w:b/>
-          <w:bCs/>
-          <w:color w:val="1A2433"/>
-          <w:sz w:val="22"/>
-          <w:szCs w:val="22"/>
-        </w:rPr>
-        <w:t xml:space="preserve">Número de serie (S/N)</w:t>
-      </w:r>
-      <w:r>
-        <w:rPr>
-          <w:rFonts w:ascii="Arial" w:cs="Arial" w:eastAsia="Arial" w:hAnsi="Arial"/>
-          <w:color w:val="1A2433"/>
-          <w:sz w:val="22"/>
-          <w:szCs w:val="22"/>
-        </w:rPr>
-        <w:t xml:space="preserve"> — del fabricante</w:t>
-      </w:r>
-    </w:p>
-    <w:p>
-      <w:pPr>
-        <w:pStyle w:val="ListParagraph"/>
-        <w:numPr>
-          <w:ilvl w:val="0"/>
-          <w:numId w:val="2"/>
-        </w:numPr>
-        <w:spacing w:after="80"/>
-      </w:pPr>
-      <w:r>
-        <w:rPr>
-          <w:rFonts w:ascii="Arial" w:cs="Arial" w:eastAsia="Arial" w:hAnsi="Arial"/>
-          <w:b/>
-          <w:bCs/>
-          <w:color w:val="1A2433"/>
-          <w:sz w:val="22"/>
-          <w:szCs w:val="22"/>
-        </w:rPr>
-        <w:t xml:space="preserve">Matrícula AESA (registro UAS)</w:t>
-      </w:r>
-      <w:r>
-        <w:rPr>
-          <w:rFonts w:ascii="Arial" w:cs="Arial" w:eastAsia="Arial" w:hAnsi="Arial"/>
-          <w:color w:val="1A2433"/>
-          <w:sz w:val="22"/>
-          <w:szCs w:val="22"/>
-        </w:rPr>
-        <w:t xml:space="preserve"> — formato ES.UAS.YYYY.NNNN (validación automática)</w:t>
-      </w:r>
-    </w:p>
-    <w:p>
-      <w:pPr>
-        <w:pStyle w:val="ListParagraph"/>
-        <w:numPr>
-          <w:ilvl w:val="0"/>
-          <w:numId w:val="2"/>
-        </w:numPr>
-        <w:spacing w:after="80"/>
-      </w:pPr>
-      <w:r>
-        <w:rPr>
-          <w:rFonts w:ascii="Arial" w:cs="Arial" w:eastAsia="Arial" w:hAnsi="Arial"/>
-          <w:b/>
-          <w:bCs/>
-          <w:color w:val="1A2433"/>
-          <w:sz w:val="22"/>
-          <w:szCs w:val="22"/>
-        </w:rPr>
-        <w:t xml:space="preserve">Clase EASA</w:t>
-      </w:r>
-      <w:r>
-        <w:rPr>
-          <w:rFonts w:ascii="Arial" w:cs="Arial" w:eastAsia="Arial" w:hAnsi="Arial"/>
-          <w:color w:val="1A2433"/>
-          <w:sz w:val="22"/>
-          <w:szCs w:val="22"/>
-        </w:rPr>
-        <w:t xml:space="preserve"> — C0 / C1 / C2 / C3 / C4 / C5 / C6</w:t>
-      </w:r>
-    </w:p>
-    <w:p>
-      <w:pPr>
-        <w:pStyle w:val="ListParagraph"/>
-        <w:numPr>
-          <w:ilvl w:val="0"/>
-          <w:numId w:val="2"/>
-        </w:numPr>
-        <w:spacing w:after="80"/>
-      </w:pPr>
-      <w:r>
-        <w:rPr>
-          <w:rFonts w:ascii="Arial" w:cs="Arial" w:eastAsia="Arial" w:hAnsi="Arial"/>
-          <w:b/>
-          <w:bCs/>
-          <w:color w:val="1A2433"/>
-          <w:sz w:val="22"/>
-          <w:szCs w:val="22"/>
-        </w:rPr>
-        <w:t xml:space="preserve">MTOM</w:t>
-      </w:r>
-      <w:r>
-        <w:rPr>
-          <w:rFonts w:ascii="Arial" w:cs="Arial" w:eastAsia="Arial" w:hAnsi="Arial"/>
-          <w:color w:val="1A2433"/>
-          <w:sz w:val="22"/>
-          <w:szCs w:val="22"/>
-        </w:rPr>
-        <w:t xml:space="preserve"> — masa máxima al despegue en kg</w:t>
-      </w:r>
-    </w:p>
-    <w:p>
-      <w:pPr>
-        <w:pStyle w:val="ListParagraph"/>
-        <w:numPr>
-          <w:ilvl w:val="0"/>
-          <w:numId w:val="2"/>
-        </w:numPr>
-        <w:spacing w:after="80"/>
-      </w:pPr>
-      <w:r>
-        <w:rPr>
-          <w:rFonts w:ascii="Arial" w:cs="Arial" w:eastAsia="Arial" w:hAnsi="Arial"/>
-          <w:b/>
-          <w:bCs/>
-          <w:color w:val="1A2433"/>
-          <w:sz w:val="22"/>
-          <w:szCs w:val="22"/>
-        </w:rPr>
-        <w:t xml:space="preserve">Seguro</w:t>
-      </w:r>
-      <w:r>
-        <w:rPr>
-          <w:rFonts w:ascii="Arial" w:cs="Arial" w:eastAsia="Arial" w:hAnsi="Arial"/>
-          <w:color w:val="1A2433"/>
-          <w:sz w:val="22"/>
-          <w:szCs w:val="22"/>
-        </w:rPr>
-        <w:t xml:space="preserve">: número póliza + fecha vencimiento</w:t>
-      </w:r>
-    </w:p>
-    <w:p>
-      <w:pPr>
-        <w:pStyle w:val="ListParagraph"/>
-        <w:numPr>
-          <w:ilvl w:val="0"/>
-          <w:numId w:val="2"/>
-        </w:numPr>
-        <w:spacing w:after="80"/>
-      </w:pPr>
-      <w:r>
-        <w:rPr>
-          <w:rFonts w:ascii="Arial" w:cs="Arial" w:eastAsia="Arial" w:hAnsi="Arial"/>
-          <w:b/>
-          <w:bCs/>
-          <w:color w:val="1A2433"/>
-          <w:sz w:val="22"/>
-          <w:szCs w:val="22"/>
-        </w:rPr>
-        <w:t xml:space="preserve">Estado</w:t>
-      </w:r>
-      <w:r>
-        <w:rPr>
-          <w:rFonts w:ascii="Arial" w:cs="Arial" w:eastAsia="Arial" w:hAnsi="Arial"/>
-          <w:color w:val="1A2433"/>
-          <w:sz w:val="22"/>
-          <w:szCs w:val="22"/>
-        </w:rPr>
-        <w:t xml:space="preserve"> — active (operativo), maintenance, retired, pending_registration</w:t>
-      </w:r>
-    </w:p>
-    <w:p>
-      <w:pPr>
-        <w:pStyle w:val="ListParagraph"/>
-        <w:numPr>
-          <w:ilvl w:val="0"/>
-          <w:numId w:val="2"/>
-        </w:numPr>
-        <w:spacing w:after="80"/>
-      </w:pPr>
-      <w:r>
-        <w:rPr>
-          <w:rFonts w:ascii="Arial" w:cs="Arial" w:eastAsia="Arial" w:hAnsi="Arial"/>
-          <w:b/>
-          <w:bCs/>
-          <w:color w:val="1A2433"/>
-          <w:sz w:val="22"/>
-          <w:szCs w:val="22"/>
-        </w:rPr>
-        <w:t xml:space="preserve">Fecha de registro AESA</w:t>
-      </w:r>
-    </w:p>
-    <w:p>
-      <w:pPr>
-        <w:spacing w:after="120" w:line="300"/>
-      </w:pPr>
-      <w:r>
-        <w:rPr>
-          <w:rFonts w:ascii="Arial" w:cs="Arial" w:eastAsia="Arial" w:hAnsi="Arial"/>
-          <w:color w:val="1A2433"/>
-          <w:sz w:val="22"/>
-          <w:szCs w:val="22"/>
-        </w:rPr>
-        <w:t xml:space="preserve">Al guardar, queda asignado al tenant Skypro360 y disponible para asignar a misiones.</w:t>
+        <w:pStyle w:val="ListParagraph"/>
+        <w:numPr>
+          <w:ilvl w:val="0"/>
+          <w:numId w:val="2"/>
+        </w:numPr>
+        <w:spacing w:after="80"/>
+      </w:pPr>
+      <w:r>
+        <w:rPr>
+          <w:rFonts w:ascii="Arial" w:cs="Arial" w:eastAsia="Arial" w:hAnsi="Arial"/>
+          <w:b/>
+          <w:bCs/>
+          <w:color w:val="1A2433"/>
+          <w:sz w:val="22"/>
+          <w:szCs w:val="22"/>
+        </w:rPr>
+        <w:t xml:space="preserve">Modelo, S/N, fabricante</w:t>
+      </w:r>
+      <w:r>
+        <w:rPr>
+          <w:rFonts w:ascii="Arial" w:cs="Arial" w:eastAsia="Arial" w:hAnsi="Arial"/>
+          <w:color w:val="1A2433"/>
+          <w:sz w:val="22"/>
+          <w:szCs w:val="22"/>
+        </w:rPr>
+        <w:t xml:space="preserve"> — obligatorios</w:t>
+      </w:r>
+    </w:p>
+    <w:p>
+      <w:pPr>
+        <w:pStyle w:val="ListParagraph"/>
+        <w:numPr>
+          <w:ilvl w:val="0"/>
+          <w:numId w:val="2"/>
+        </w:numPr>
+        <w:spacing w:after="80"/>
+      </w:pPr>
+      <w:r>
+        <w:rPr>
+          <w:rFonts w:ascii="Arial" w:cs="Arial" w:eastAsia="Arial" w:hAnsi="Arial"/>
+          <w:b/>
+          <w:bCs/>
+          <w:color w:val="1A2433"/>
+          <w:sz w:val="22"/>
+          <w:szCs w:val="22"/>
+        </w:rPr>
+        <w:t xml:space="preserve">Matrícula AESA: </w:t>
+      </w:r>
+      <w:r>
+        <w:rPr>
+          <w:rFonts w:ascii="Arial" w:cs="Arial" w:eastAsia="Arial" w:hAnsi="Arial"/>
+          <w:color w:val="1A2433"/>
+          <w:sz w:val="22"/>
+          <w:szCs w:val="22"/>
+        </w:rPr>
+        <w:t xml:space="preserve">formato ES.UAS.YYYY.NNNN si la tienes</w:t>
+      </w:r>
+    </w:p>
+    <w:p>
+      <w:pPr>
+        <w:pStyle w:val="ListParagraph"/>
+        <w:numPr>
+          <w:ilvl w:val="0"/>
+          <w:numId w:val="2"/>
+        </w:numPr>
+        <w:spacing w:after="80"/>
+      </w:pPr>
+      <w:r>
+        <w:rPr>
+          <w:rFonts w:ascii="Arial" w:cs="Arial" w:eastAsia="Arial" w:hAnsi="Arial"/>
+          <w:b/>
+          <w:bCs/>
+          <w:color w:val="1A2433"/>
+          <w:sz w:val="22"/>
+          <w:szCs w:val="22"/>
+        </w:rPr>
+        <w:t xml:space="preserve">Clase EASA: </w:t>
+      </w:r>
+      <w:r>
+        <w:rPr>
+          <w:rFonts w:ascii="Arial" w:cs="Arial" w:eastAsia="Arial" w:hAnsi="Arial"/>
+          <w:color w:val="1A2433"/>
+          <w:sz w:val="22"/>
+          <w:szCs w:val="22"/>
+        </w:rPr>
+        <w:t xml:space="preserve">C0 / C1 / C2 / C3 / C4 / C5 / C6</w:t>
+      </w:r>
+    </w:p>
+    <w:p>
+      <w:pPr>
+        <w:pStyle w:val="ListParagraph"/>
+        <w:numPr>
+          <w:ilvl w:val="0"/>
+          <w:numId w:val="2"/>
+        </w:numPr>
+        <w:spacing w:after="80"/>
+      </w:pPr>
+      <w:r>
+        <w:rPr>
+          <w:rFonts w:ascii="Arial" w:cs="Arial" w:eastAsia="Arial" w:hAnsi="Arial"/>
+          <w:b/>
+          <w:bCs/>
+          <w:color w:val="1A2433"/>
+          <w:sz w:val="22"/>
+          <w:szCs w:val="22"/>
+        </w:rPr>
+        <w:t xml:space="preserve">MTOM, seguro, fechas</w:t>
+      </w:r>
+      <w:r>
+        <w:rPr>
+          <w:rFonts w:ascii="Arial" w:cs="Arial" w:eastAsia="Arial" w:hAnsi="Arial"/>
+          <w:color w:val="1A2433"/>
+          <w:sz w:val="22"/>
+          <w:szCs w:val="22"/>
+        </w:rPr>
+        <w:t xml:space="preserve"> — opcionales pero importantes para compliance</w:t>
       </w:r>
     </w:p>
     <w:p>
@@ -1463,45 +1489,64 @@
           <w:sz w:val="22"/>
           <w:szCs w:val="22"/>
         </w:rPr>
-        <w:t xml:space="preserve">A maintenance cuando se manda al taller — bloquea su asignación a misiones nuevas</w:t>
-      </w:r>
-    </w:p>
-    <w:p>
-      <w:pPr>
-        <w:pStyle w:val="ListParagraph"/>
-        <w:numPr>
-          <w:ilvl w:val="0"/>
-          <w:numId w:val="2"/>
-        </w:numPr>
-        <w:spacing w:after="80"/>
-      </w:pPr>
-      <w:r>
-        <w:rPr>
-          <w:rFonts w:ascii="Arial" w:cs="Arial" w:eastAsia="Arial" w:hAnsi="Arial"/>
-          <w:color w:val="1A2433"/>
-          <w:sz w:val="22"/>
-          <w:szCs w:val="22"/>
-        </w:rPr>
-        <w:t xml:space="preserve">A retired cuando se da de baja definitivamente</w:t>
-      </w:r>
-    </w:p>
-    <w:p>
-      <w:pPr>
-        <w:pStyle w:val="ListParagraph"/>
-        <w:numPr>
-          <w:ilvl w:val="0"/>
-          <w:numId w:val="2"/>
-        </w:numPr>
-        <w:spacing w:after="80"/>
-      </w:pPr>
-      <w:r>
-        <w:rPr>
-          <w:rFonts w:ascii="Arial" w:cs="Arial" w:eastAsia="Arial" w:hAnsi="Arial"/>
-          <w:color w:val="1A2433"/>
-          <w:sz w:val="22"/>
-          <w:szCs w:val="22"/>
-        </w:rPr>
-        <w:t xml:space="preserve">Vuelves a active cuando esté operativo</w:t>
+        <w:t xml:space="preserve">active → operativo y disponible para misiones</w:t>
+      </w:r>
+    </w:p>
+    <w:p>
+      <w:pPr>
+        <w:pStyle w:val="ListParagraph"/>
+        <w:numPr>
+          <w:ilvl w:val="0"/>
+          <w:numId w:val="2"/>
+        </w:numPr>
+        <w:spacing w:after="80"/>
+      </w:pPr>
+      <w:r>
+        <w:rPr>
+          <w:rFonts w:ascii="Arial" w:cs="Arial" w:eastAsia="Arial" w:hAnsi="Arial"/>
+          <w:color w:val="1A2433"/>
+          <w:sz w:val="22"/>
+          <w:szCs w:val="22"/>
+        </w:rPr>
+        <w:t xml:space="preserve">maintenance → en taller, bloqueado para asignación</w:t>
+      </w:r>
+    </w:p>
+    <w:p>
+      <w:pPr>
+        <w:pStyle w:val="ListParagraph"/>
+        <w:numPr>
+          <w:ilvl w:val="0"/>
+          <w:numId w:val="2"/>
+        </w:numPr>
+        <w:spacing w:after="80"/>
+      </w:pPr>
+      <w:r>
+        <w:rPr>
+          <w:rFonts w:ascii="Arial" w:cs="Arial" w:eastAsia="Arial" w:hAnsi="Arial"/>
+          <w:color w:val="1A2433"/>
+          <w:sz w:val="22"/>
+          <w:szCs w:val="22"/>
+        </w:rPr>
+        <w:t xml:space="preserve">retired → baja definitiva</w:t>
+      </w:r>
+    </w:p>
+    <w:p>
+      <w:pPr>
+        <w:pStyle w:val="ListParagraph"/>
+        <w:numPr>
+          <w:ilvl w:val="0"/>
+          <w:numId w:val="2"/>
+        </w:numPr>
+        <w:spacing w:after="80"/>
+      </w:pPr>
+      <w:r>
+        <w:rPr>
+          <w:rFonts w:ascii="Arial" w:cs="Arial" w:eastAsia="Arial" w:hAnsi="Arial"/>
+          <w:color w:val="1A2433"/>
+          <w:sz w:val="22"/>
+          <w:szCs w:val="22"/>
+        </w:rPr>
+        <w:t xml:space="preserve">pending_registration → registro AESA en trámite</w:t>
       </w:r>
     </w:p>
     <w:p>
@@ -1532,216 +1577,121 @@
           <w:sz w:val="22"/>
           <w:szCs w:val="22"/>
         </w:rPr>
-        <w:t xml:space="preserve">Flota → Pilotos → botón Nuevo piloto</w:t>
-      </w:r>
-    </w:p>
-    <w:p>
-      <w:pPr>
-        <w:pStyle w:val="Heading3"/>
-        <w:spacing w:after="100" w:before="200"/>
-      </w:pPr>
-      <w:r>
-        <w:rPr>
-          <w:rFonts w:ascii="Arial" w:cs="Arial" w:eastAsia="Arial" w:hAnsi="Arial"/>
-          <w:b/>
-          <w:bCs/>
-          <w:color w:val="0D1520"/>
-          <w:sz w:val="22"/>
-          <w:szCs w:val="22"/>
-        </w:rPr>
-        <w:t xml:space="preserve">Campos:</w:t>
-      </w:r>
-    </w:p>
-    <w:p>
-      <w:pPr>
-        <w:pStyle w:val="ListParagraph"/>
-        <w:numPr>
-          <w:ilvl w:val="0"/>
-          <w:numId w:val="2"/>
-        </w:numPr>
-        <w:spacing w:after="80"/>
-      </w:pPr>
-      <w:r>
-        <w:rPr>
-          <w:rFonts w:ascii="Arial" w:cs="Arial" w:eastAsia="Arial" w:hAnsi="Arial"/>
-          <w:b/>
-          <w:bCs/>
-          <w:color w:val="1A2433"/>
-          <w:sz w:val="22"/>
-          <w:szCs w:val="22"/>
-        </w:rPr>
-        <w:t xml:space="preserve">Usuario</w:t>
-      </w:r>
-      <w:r>
-        <w:rPr>
-          <w:rFonts w:ascii="Arial" w:cs="Arial" w:eastAsia="Arial" w:hAnsi="Arial"/>
-          <w:color w:val="1A2433"/>
-          <w:sz w:val="22"/>
-          <w:szCs w:val="22"/>
-        </w:rPr>
-        <w:t xml:space="preserve"> — primero hay que crear el usuario en el sistema (ver sección 7)</w:t>
-      </w:r>
-    </w:p>
-    <w:p>
-      <w:pPr>
-        <w:pStyle w:val="ListParagraph"/>
-        <w:numPr>
-          <w:ilvl w:val="0"/>
-          <w:numId w:val="2"/>
-        </w:numPr>
-        <w:spacing w:after="80"/>
-      </w:pPr>
-      <w:r>
-        <w:rPr>
-          <w:rFonts w:ascii="Arial" w:cs="Arial" w:eastAsia="Arial" w:hAnsi="Arial"/>
-          <w:b/>
-          <w:bCs/>
-          <w:color w:val="1A2433"/>
-          <w:sz w:val="22"/>
-          <w:szCs w:val="22"/>
-        </w:rPr>
-        <w:t xml:space="preserve">Número licencia AESA</w:t>
-      </w:r>
-      <w:r>
-        <w:rPr>
-          <w:rFonts w:ascii="Arial" w:cs="Arial" w:eastAsia="Arial" w:hAnsi="Arial"/>
-          <w:color w:val="1A2433"/>
-          <w:sz w:val="22"/>
-          <w:szCs w:val="22"/>
-        </w:rPr>
-        <w:t xml:space="preserve"> — formato ESP-UAS-PIL-NNNNNN o ESP-RPAS-NNNNNN (validación automática)</w:t>
-      </w:r>
-    </w:p>
-    <w:p>
-      <w:pPr>
-        <w:pStyle w:val="ListParagraph"/>
-        <w:numPr>
-          <w:ilvl w:val="0"/>
-          <w:numId w:val="2"/>
-        </w:numPr>
-        <w:spacing w:after="80"/>
-      </w:pPr>
-      <w:r>
-        <w:rPr>
-          <w:rFonts w:ascii="Arial" w:cs="Arial" w:eastAsia="Arial" w:hAnsi="Arial"/>
-          <w:b/>
-          <w:bCs/>
-          <w:color w:val="1A2433"/>
-          <w:sz w:val="22"/>
-          <w:szCs w:val="22"/>
-        </w:rPr>
-        <w:t xml:space="preserve">Habilitaciones</w:t>
-      </w:r>
-      <w:r>
-        <w:rPr>
-          <w:rFonts w:ascii="Arial" w:cs="Arial" w:eastAsia="Arial" w:hAnsi="Arial"/>
-          <w:color w:val="1A2433"/>
-          <w:sz w:val="22"/>
-          <w:szCs w:val="22"/>
-        </w:rPr>
-        <w:t xml:space="preserve">: A1/A3 abierto, A2, STS-01, STS-02, específica</w:t>
-      </w:r>
-    </w:p>
-    <w:p>
-      <w:pPr>
-        <w:pStyle w:val="ListParagraph"/>
-        <w:numPr>
-          <w:ilvl w:val="0"/>
-          <w:numId w:val="2"/>
-        </w:numPr>
-        <w:spacing w:after="80"/>
-      </w:pPr>
-      <w:r>
-        <w:rPr>
-          <w:rFonts w:ascii="Arial" w:cs="Arial" w:eastAsia="Arial" w:hAnsi="Arial"/>
-          <w:b/>
-          <w:bCs/>
-          <w:color w:val="1A2433"/>
-          <w:sz w:val="22"/>
-          <w:szCs w:val="22"/>
-        </w:rPr>
-        <w:t xml:space="preserve">Vencimiento certificado</w:t>
-      </w:r>
-    </w:p>
-    <w:p>
-      <w:pPr>
-        <w:pStyle w:val="ListParagraph"/>
-        <w:numPr>
-          <w:ilvl w:val="0"/>
-          <w:numId w:val="2"/>
-        </w:numPr>
-        <w:spacing w:after="80"/>
-      </w:pPr>
-      <w:r>
-        <w:rPr>
-          <w:rFonts w:ascii="Arial" w:cs="Arial" w:eastAsia="Arial" w:hAnsi="Arial"/>
-          <w:b/>
-          <w:bCs/>
-          <w:color w:val="1A2433"/>
-          <w:sz w:val="22"/>
-          <w:szCs w:val="22"/>
-        </w:rPr>
-        <w:t xml:space="preserve">Vencimiento médico</w:t>
-      </w:r>
-    </w:p>
-    <w:p>
-      <w:pPr>
-        <w:pStyle w:val="ListParagraph"/>
-        <w:numPr>
-          <w:ilvl w:val="0"/>
-          <w:numId w:val="2"/>
-        </w:numPr>
-        <w:spacing w:after="80"/>
-      </w:pPr>
-      <w:r>
-        <w:rPr>
-          <w:rFonts w:ascii="Arial" w:cs="Arial" w:eastAsia="Arial" w:hAnsi="Arial"/>
-          <w:b/>
-          <w:bCs/>
-          <w:color w:val="1A2433"/>
-          <w:sz w:val="22"/>
-          <w:szCs w:val="22"/>
-        </w:rPr>
-        <w:t xml:space="preserve">Estado</w:t>
-      </w:r>
-      <w:r>
-        <w:rPr>
-          <w:rFonts w:ascii="Arial" w:cs="Arial" w:eastAsia="Arial" w:hAnsi="Arial"/>
-          <w:color w:val="1A2433"/>
-          <w:sz w:val="22"/>
-          <w:szCs w:val="22"/>
-        </w:rPr>
-        <w:t xml:space="preserve">: valid / expired / suspended / pending</w:t>
-      </w:r>
-    </w:p>
-    <w:p>
-      <w:pPr>
-        <w:pStyle w:val="ListParagraph"/>
-        <w:numPr>
-          <w:ilvl w:val="0"/>
-          <w:numId w:val="2"/>
-        </w:numPr>
-        <w:spacing w:after="80"/>
-      </w:pPr>
-      <w:r>
-        <w:rPr>
-          <w:rFonts w:ascii="Arial" w:cs="Arial" w:eastAsia="Arial" w:hAnsi="Arial"/>
-          <w:b/>
-          <w:bCs/>
-          <w:color w:val="1A2433"/>
-          <w:sz w:val="22"/>
-          <w:szCs w:val="22"/>
-        </w:rPr>
-        <w:t xml:space="preserve">Horas vuelo iniciales</w:t>
-      </w:r>
-      <w:r>
-        <w:rPr>
-          <w:rFonts w:ascii="Arial" w:cs="Arial" w:eastAsia="Arial" w:hAnsi="Arial"/>
-          <w:color w:val="1A2433"/>
-          <w:sz w:val="22"/>
-          <w:szCs w:val="22"/>
-        </w:rPr>
-        <w:t xml:space="preserve"> — si vienen acumuladas de otra plataforma, las metes aquí. Después se actualiza automáticamente con cada vuelo.</w:t>
+        <w:t xml:space="preserve">Workflow correcto:</w:t>
+      </w:r>
+    </w:p>
+    <w:p>
+      <w:pPr>
+        <w:pStyle w:val="ListParagraph"/>
+        <w:numPr>
+          <w:ilvl w:val="0"/>
+          <w:numId w:val="3"/>
+        </w:numPr>
+        <w:spacing w:after="80"/>
+      </w:pPr>
+      <w:r>
+        <w:rPr>
+          <w:rFonts w:ascii="Arial" w:cs="Arial" w:eastAsia="Arial" w:hAnsi="Arial"/>
+          <w:color w:val="1A2433"/>
+          <w:sz w:val="22"/>
+          <w:szCs w:val="22"/>
+        </w:rPr>
+        <w:t xml:space="preserve">Pides a JuanCho que cree el usuario (vía consola servidor) con role=pilot y must_change_password=true</w:t>
+      </w:r>
+    </w:p>
+    <w:p>
+      <w:pPr>
+        <w:pStyle w:val="ListParagraph"/>
+        <w:numPr>
+          <w:ilvl w:val="0"/>
+          <w:numId w:val="3"/>
+        </w:numPr>
+        <w:spacing w:after="80"/>
+      </w:pPr>
+      <w:r>
+        <w:rPr>
+          <w:rFonts w:ascii="Arial" w:cs="Arial" w:eastAsia="Arial" w:hAnsi="Arial"/>
+          <w:color w:val="1A2433"/>
+          <w:sz w:val="22"/>
+          <w:szCs w:val="22"/>
+        </w:rPr>
+        <w:t xml:space="preserve">JuanCho te pasa la contraseña inicial</w:t>
+      </w:r>
+    </w:p>
+    <w:p>
+      <w:pPr>
+        <w:pStyle w:val="ListParagraph"/>
+        <w:numPr>
+          <w:ilvl w:val="0"/>
+          <w:numId w:val="3"/>
+        </w:numPr>
+        <w:spacing w:after="80"/>
+      </w:pPr>
+      <w:r>
+        <w:rPr>
+          <w:rFonts w:ascii="Arial" w:cs="Arial" w:eastAsia="Arial" w:hAnsi="Arial"/>
+          <w:color w:val="1A2433"/>
+          <w:sz w:val="22"/>
+          <w:szCs w:val="22"/>
+        </w:rPr>
+        <w:t xml:space="preserve">Tú la pasas al piloto por canal seguro (WhatsApp privado)</w:t>
+      </w:r>
+    </w:p>
+    <w:p>
+      <w:pPr>
+        <w:pStyle w:val="ListParagraph"/>
+        <w:numPr>
+          <w:ilvl w:val="0"/>
+          <w:numId w:val="3"/>
+        </w:numPr>
+        <w:spacing w:after="80"/>
+      </w:pPr>
+      <w:r>
+        <w:rPr>
+          <w:rFonts w:ascii="Arial" w:cs="Arial" w:eastAsia="Arial" w:hAnsi="Arial"/>
+          <w:color w:val="1A2433"/>
+          <w:sz w:val="22"/>
+          <w:szCs w:val="22"/>
+        </w:rPr>
+        <w:t xml:space="preserve">Tú creas su ficha en Flota → Pilotos vinculando ese usuario</w:t>
+      </w:r>
+    </w:p>
+    <w:p>
+      <w:pPr>
+        <w:pStyle w:val="ListParagraph"/>
+        <w:numPr>
+          <w:ilvl w:val="0"/>
+          <w:numId w:val="3"/>
+        </w:numPr>
+        <w:spacing w:after="80"/>
+      </w:pPr>
+      <w:r>
+        <w:rPr>
+          <w:rFonts w:ascii="Arial" w:cs="Arial" w:eastAsia="Arial" w:hAnsi="Arial"/>
+          <w:color w:val="1A2433"/>
+          <w:sz w:val="22"/>
+          <w:szCs w:val="22"/>
+        </w:rPr>
+        <w:t xml:space="preserve">Le metes licencia, certificado, habilitaciones</w:t>
+      </w:r>
+    </w:p>
+    <w:p>
+      <w:pPr>
+        <w:pStyle w:val="ListParagraph"/>
+        <w:numPr>
+          <w:ilvl w:val="0"/>
+          <w:numId w:val="3"/>
+        </w:numPr>
+        <w:spacing w:after="80"/>
+      </w:pPr>
+      <w:r>
+        <w:rPr>
+          <w:rFonts w:ascii="Arial" w:cs="Arial" w:eastAsia="Arial" w:hAnsi="Arial"/>
+          <w:color w:val="1A2433"/>
+          <w:sz w:val="22"/>
+          <w:szCs w:val="22"/>
+        </w:rPr>
+        <w:t xml:space="preserve">El piloto entra → cambia contraseña → opera</w:t>
       </w:r>
     </w:p>
     <w:p>
@@ -1763,6 +1713,121 @@
     </w:p>
     <w:p>
       <w:pPr>
+        <w:pStyle w:val="ListParagraph"/>
+        <w:numPr>
+          <w:ilvl w:val="0"/>
+          <w:numId w:val="3"/>
+        </w:numPr>
+        <w:spacing w:after="80"/>
+      </w:pPr>
+      <w:r>
+        <w:rPr>
+          <w:rFonts w:ascii="Arial" w:cs="Arial" w:eastAsia="Arial" w:hAnsi="Arial"/>
+          <w:color w:val="1A2433"/>
+          <w:sz w:val="22"/>
+          <w:szCs w:val="22"/>
+        </w:rPr>
+        <w:t xml:space="preserve">Recibes documentos escaneados o físicos</w:t>
+      </w:r>
+    </w:p>
+    <w:p>
+      <w:pPr>
+        <w:pStyle w:val="ListParagraph"/>
+        <w:numPr>
+          <w:ilvl w:val="0"/>
+          <w:numId w:val="3"/>
+        </w:numPr>
+        <w:spacing w:after="80"/>
+      </w:pPr>
+      <w:r>
+        <w:rPr>
+          <w:rFonts w:ascii="Arial" w:cs="Arial" w:eastAsia="Arial" w:hAnsi="Arial"/>
+          <w:color w:val="1A2433"/>
+          <w:sz w:val="22"/>
+          <w:szCs w:val="22"/>
+        </w:rPr>
+        <w:t xml:space="preserve">Verificas autenticidad</w:t>
+      </w:r>
+    </w:p>
+    <w:p>
+      <w:pPr>
+        <w:pStyle w:val="ListParagraph"/>
+        <w:numPr>
+          <w:ilvl w:val="0"/>
+          <w:numId w:val="3"/>
+        </w:numPr>
+        <w:spacing w:after="80"/>
+      </w:pPr>
+      <w:r>
+        <w:rPr>
+          <w:rFonts w:ascii="Arial" w:cs="Arial" w:eastAsia="Arial" w:hAnsi="Arial"/>
+          <w:color w:val="1A2433"/>
+          <w:sz w:val="22"/>
+          <w:szCs w:val="22"/>
+        </w:rPr>
+        <w:t xml:space="preserve">Editas su ficha en Flota → Pilotos</w:t>
+      </w:r>
+    </w:p>
+    <w:p>
+      <w:pPr>
+        <w:pStyle w:val="ListParagraph"/>
+        <w:numPr>
+          <w:ilvl w:val="0"/>
+          <w:numId w:val="3"/>
+        </w:numPr>
+        <w:spacing w:after="80"/>
+      </w:pPr>
+      <w:r>
+        <w:rPr>
+          <w:rFonts w:ascii="Arial" w:cs="Arial" w:eastAsia="Arial" w:hAnsi="Arial"/>
+          <w:color w:val="1A2433"/>
+          <w:sz w:val="22"/>
+          <w:szCs w:val="22"/>
+        </w:rPr>
+        <w:t xml:space="preserve">Actualizas fecha vencimiento + número si cambió</w:t>
+      </w:r>
+    </w:p>
+    <w:p>
+      <w:pPr>
+        <w:pStyle w:val="ListParagraph"/>
+        <w:numPr>
+          <w:ilvl w:val="0"/>
+          <w:numId w:val="3"/>
+        </w:numPr>
+        <w:spacing w:after="80"/>
+      </w:pPr>
+      <w:r>
+        <w:rPr>
+          <w:rFonts w:ascii="Arial" w:cs="Arial" w:eastAsia="Arial" w:hAnsi="Arial"/>
+          <w:color w:val="1A2433"/>
+          <w:sz w:val="22"/>
+          <w:szCs w:val="22"/>
+        </w:rPr>
+        <w:t xml:space="preserve">Confirmas que el estado vuelve a valid</w:t>
+      </w:r>
+    </w:p>
+    <w:p>
+      <w:pPr>
+        <w:pStyle w:val="Heading1"/>
+        <w:pBdr>
+          <w:bottom w:val="single" w:color="0C9FD8" w:sz="12" w:space="4"/>
+        </w:pBdr>
+        <w:spacing w:after="200" w:before="360"/>
+      </w:pPr>
+      <w:r>
+        <w:rPr>
+          <w:rFonts w:ascii="Arial" w:cs="Arial" w:eastAsia="Arial" w:hAnsi="Arial"/>
+          <w:b/>
+          <w:bCs/>
+          <w:color w:val="0D1520"/>
+          <w:sz w:val="32"/>
+          <w:szCs w:val="32"/>
+        </w:rPr>
+        <w:t xml:space="preserve">5. Compliance</w:t>
+      </w:r>
+    </w:p>
+    <w:p>
+      <w:pPr>
         <w:spacing w:after="120" w:line="300"/>
       </w:pPr>
       <w:r>
@@ -1772,102 +1837,195 @@
           <w:sz w:val="22"/>
           <w:szCs w:val="22"/>
         </w:rPr>
-        <w:t xml:space="preserve">Workflow tipo:</w:t>
-      </w:r>
-    </w:p>
-    <w:p>
-      <w:pPr>
-        <w:pStyle w:val="ListParagraph"/>
-        <w:numPr>
-          <w:ilvl w:val="0"/>
-          <w:numId w:val="3"/>
-        </w:numPr>
-        <w:spacing w:after="80"/>
-      </w:pPr>
-      <w:r>
-        <w:rPr>
-          <w:rFonts w:ascii="Arial" w:cs="Arial" w:eastAsia="Arial" w:hAnsi="Arial"/>
-          <w:color w:val="1A2433"/>
-          <w:sz w:val="22"/>
-          <w:szCs w:val="22"/>
-        </w:rPr>
-        <w:t xml:space="preserve">Recibes los nuevos documentos (escaneados o físicos)</w:t>
-      </w:r>
-    </w:p>
-    <w:p>
-      <w:pPr>
-        <w:pStyle w:val="ListParagraph"/>
-        <w:numPr>
-          <w:ilvl w:val="0"/>
-          <w:numId w:val="3"/>
-        </w:numPr>
-        <w:spacing w:after="80"/>
-      </w:pPr>
-      <w:r>
-        <w:rPr>
-          <w:rFonts w:ascii="Arial" w:cs="Arial" w:eastAsia="Arial" w:hAnsi="Arial"/>
-          <w:color w:val="1A2433"/>
-          <w:sz w:val="22"/>
-          <w:szCs w:val="22"/>
-        </w:rPr>
-        <w:t xml:space="preserve">Verificas que son auténticos</w:t>
-      </w:r>
-    </w:p>
-    <w:p>
-      <w:pPr>
-        <w:pStyle w:val="ListParagraph"/>
-        <w:numPr>
-          <w:ilvl w:val="0"/>
-          <w:numId w:val="3"/>
-        </w:numPr>
-        <w:spacing w:after="80"/>
-      </w:pPr>
-      <w:r>
-        <w:rPr>
-          <w:rFonts w:ascii="Arial" w:cs="Arial" w:eastAsia="Arial" w:hAnsi="Arial"/>
-          <w:color w:val="1A2433"/>
-          <w:sz w:val="22"/>
-          <w:szCs w:val="22"/>
-        </w:rPr>
-        <w:t xml:space="preserve">Editas su ficha en Flota → Pilotos</w:t>
-      </w:r>
-    </w:p>
-    <w:p>
-      <w:pPr>
-        <w:pStyle w:val="ListParagraph"/>
-        <w:numPr>
-          <w:ilvl w:val="0"/>
-          <w:numId w:val="3"/>
-        </w:numPr>
-        <w:spacing w:after="80"/>
-      </w:pPr>
-      <w:r>
-        <w:rPr>
-          <w:rFonts w:ascii="Arial" w:cs="Arial" w:eastAsia="Arial" w:hAnsi="Arial"/>
-          <w:color w:val="1A2433"/>
-          <w:sz w:val="22"/>
-          <w:szCs w:val="22"/>
-        </w:rPr>
-        <w:t xml:space="preserve">Actualizas fecha vencimiento + número si cambió</w:t>
-      </w:r>
-    </w:p>
-    <w:p>
-      <w:pPr>
-        <w:pStyle w:val="ListParagraph"/>
-        <w:numPr>
-          <w:ilvl w:val="0"/>
-          <w:numId w:val="3"/>
-        </w:numPr>
-        <w:spacing w:after="80"/>
-      </w:pPr>
-      <w:r>
-        <w:rPr>
-          <w:rFonts w:ascii="Arial" w:cs="Arial" w:eastAsia="Arial" w:hAnsi="Arial"/>
-          <w:color w:val="1A2433"/>
-          <w:sz w:val="22"/>
-          <w:szCs w:val="22"/>
-        </w:rPr>
-        <w:t xml:space="preserve">Confirmas que el estado vuelve a valid si estaba expired</w:t>
+        <w:t xml:space="preserve">Pestaña Compliance:</w:t>
+      </w:r>
+    </w:p>
+    <w:p>
+      <w:pPr>
+        <w:pStyle w:val="ListParagraph"/>
+        <w:numPr>
+          <w:ilvl w:val="0"/>
+          <w:numId w:val="2"/>
+        </w:numPr>
+        <w:spacing w:after="80"/>
+      </w:pPr>
+      <w:r>
+        <w:rPr>
+          <w:rFonts w:ascii="Arial" w:cs="Arial" w:eastAsia="Arial" w:hAnsi="Arial"/>
+          <w:color w:val="1A2433"/>
+          <w:sz w:val="22"/>
+          <w:szCs w:val="22"/>
+        </w:rPr>
+        <w:t xml:space="preserve">Estado global de misiones (dossier completo vs incompleto)</w:t>
+      </w:r>
+    </w:p>
+    <w:p>
+      <w:pPr>
+        <w:pStyle w:val="ListParagraph"/>
+        <w:numPr>
+          <w:ilvl w:val="0"/>
+          <w:numId w:val="2"/>
+        </w:numPr>
+        <w:spacing w:after="80"/>
+      </w:pPr>
+      <w:r>
+        <w:rPr>
+          <w:rFonts w:ascii="Arial" w:cs="Arial" w:eastAsia="Arial" w:hAnsi="Arial"/>
+          <w:color w:val="1A2433"/>
+          <w:sz w:val="22"/>
+          <w:szCs w:val="22"/>
+        </w:rPr>
+        <w:t xml:space="preserve">Vencimientos próximos (mismas alertas del cockpit)</w:t>
+      </w:r>
+    </w:p>
+    <w:p>
+      <w:pPr>
+        <w:pStyle w:val="ListParagraph"/>
+        <w:numPr>
+          <w:ilvl w:val="0"/>
+          <w:numId w:val="2"/>
+        </w:numPr>
+        <w:spacing w:after="80"/>
+      </w:pPr>
+      <w:r>
+        <w:rPr>
+          <w:rFonts w:ascii="Arial" w:cs="Arial" w:eastAsia="Arial" w:hAnsi="Arial"/>
+          <w:color w:val="1A2433"/>
+          <w:sz w:val="22"/>
+          <w:szCs w:val="22"/>
+        </w:rPr>
+        <w:t xml:space="preserve">Templates AESA</w:t>
+      </w:r>
+    </w:p>
+    <w:p>
+      <w:pPr>
+        <w:pStyle w:val="Heading3"/>
+        <w:spacing w:after="100" w:before="200"/>
+      </w:pPr>
+      <w:r>
+        <w:rPr>
+          <w:rFonts w:ascii="Arial" w:cs="Arial" w:eastAsia="Arial" w:hAnsi="Arial"/>
+          <w:b/>
+          <w:bCs/>
+          <w:color w:val="0D1520"/>
+          <w:sz w:val="22"/>
+          <w:szCs w:val="22"/>
+        </w:rPr>
+        <w:t xml:space="preserve">PDF dossier (v1.1) lleva en la cabecera:</w:t>
+      </w:r>
+    </w:p>
+    <w:p>
+      <w:pPr>
+        <w:pStyle w:val="ListParagraph"/>
+        <w:numPr>
+          <w:ilvl w:val="0"/>
+          <w:numId w:val="2"/>
+        </w:numPr>
+        <w:spacing w:after="80"/>
+      </w:pPr>
+      <w:r>
+        <w:rPr>
+          <w:rFonts w:ascii="Arial" w:cs="Arial" w:eastAsia="Arial" w:hAnsi="Arial"/>
+          <w:color w:val="1A2433"/>
+          <w:sz w:val="22"/>
+          <w:szCs w:val="22"/>
+        </w:rPr>
+        <w:t xml:space="preserve">Nombre del operador (Skypro360)</w:t>
+      </w:r>
+    </w:p>
+    <w:p>
+      <w:pPr>
+        <w:pStyle w:val="ListParagraph"/>
+        <w:numPr>
+          <w:ilvl w:val="0"/>
+          <w:numId w:val="2"/>
+        </w:numPr>
+        <w:spacing w:after="80"/>
+      </w:pPr>
+      <w:r>
+        <w:rPr>
+          <w:rFonts w:ascii="Arial" w:cs="Arial" w:eastAsia="Arial" w:hAnsi="Arial"/>
+          <w:color w:val="1A2433"/>
+          <w:sz w:val="22"/>
+          <w:szCs w:val="22"/>
+        </w:rPr>
+        <w:t xml:space="preserve">Razón social (Juan Ramon Gutierrez Blanco)</w:t>
+      </w:r>
+    </w:p>
+    <w:p>
+      <w:pPr>
+        <w:pStyle w:val="ListParagraph"/>
+        <w:numPr>
+          <w:ilvl w:val="0"/>
+          <w:numId w:val="2"/>
+        </w:numPr>
+        <w:spacing w:after="80"/>
+      </w:pPr>
+      <w:r>
+        <w:rPr>
+          <w:rFonts w:ascii="Arial" w:cs="Arial" w:eastAsia="Arial" w:hAnsi="Arial"/>
+          <w:color w:val="1A2433"/>
+          <w:sz w:val="22"/>
+          <w:szCs w:val="22"/>
+        </w:rPr>
+        <w:t xml:space="preserve">NIF (51725158K)</w:t>
+      </w:r>
+    </w:p>
+    <w:p>
+      <w:pPr>
+        <w:pStyle w:val="ListParagraph"/>
+        <w:numPr>
+          <w:ilvl w:val="0"/>
+          <w:numId w:val="2"/>
+        </w:numPr>
+        <w:spacing w:after="80"/>
+      </w:pPr>
+      <w:r>
+        <w:rPr>
+          <w:rFonts w:ascii="Arial" w:cs="Arial" w:eastAsia="Arial" w:hAnsi="Arial"/>
+          <w:color w:val="1A2433"/>
+          <w:sz w:val="22"/>
+          <w:szCs w:val="22"/>
+        </w:rPr>
+        <w:t xml:space="preserve">Registro operador AESA (2024/LPAIO/000744)</w:t>
+      </w:r>
+    </w:p>
+    <w:p>
+      <w:pPr>
+        <w:pStyle w:val="ListParagraph"/>
+        <w:numPr>
+          <w:ilvl w:val="0"/>
+          <w:numId w:val="2"/>
+        </w:numPr>
+        <w:spacing w:after="80"/>
+      </w:pPr>
+      <w:r>
+        <w:rPr>
+          <w:rFonts w:ascii="Arial" w:cs="Arial" w:eastAsia="Arial" w:hAnsi="Arial"/>
+          <w:color w:val="1A2433"/>
+          <w:sz w:val="22"/>
+          <w:szCs w:val="22"/>
+        </w:rPr>
+        <w:t xml:space="preserve">CSV verificación</w:t>
+      </w:r>
+    </w:p>
+    <w:p>
+      <w:pPr>
+        <w:pStyle w:val="ListParagraph"/>
+        <w:numPr>
+          <w:ilvl w:val="0"/>
+          <w:numId w:val="2"/>
+        </w:numPr>
+        <w:spacing w:after="80"/>
+      </w:pPr>
+      <w:r>
+        <w:rPr>
+          <w:rFonts w:ascii="Arial" w:cs="Arial" w:eastAsia="Arial" w:hAnsi="Arial"/>
+          <w:color w:val="1A2433"/>
+          <w:sz w:val="22"/>
+          <w:szCs w:val="22"/>
+        </w:rPr>
+        <w:t xml:space="preserve">Email contacto</w:t>
       </w:r>
     </w:p>
     <w:p>
@@ -1887,7 +2045,7 @@
           <w:sz w:val="22"/>
           <w:szCs w:val="22"/>
         </w:rPr>
-        <w:t xml:space="preserve">Las alertas del cockpit dejan de salir automáticamente cuando metes la fecha nueva.</w:t>
+        <w:t xml:space="preserve">Si alguno de estos campos cambia, avisa a JuanCho. Están en la tabla tenants y los puedo actualizar por SQL en producción.</w:t>
       </w:r>
     </w:p>
     <w:p>
@@ -1907,309 +2065,103 @@
           <w:sz w:val="32"/>
           <w:szCs w:val="32"/>
         </w:rPr>
-        <w:t xml:space="preserve">5. Compliance — tu segunda zona crítica</w:t>
-      </w:r>
-    </w:p>
-    <w:p>
-      <w:pPr>
-        <w:pStyle w:val="Heading2"/>
-        <w:spacing w:after="140" w:before="280"/>
-      </w:pPr>
-      <w:r>
-        <w:rPr>
-          <w:rFonts w:ascii="Arial" w:cs="Arial" w:eastAsia="Arial" w:hAnsi="Arial"/>
-          <w:b/>
-          <w:bCs/>
-          <w:color w:val="0C9FD8"/>
-          <w:sz w:val="26"/>
-          <w:szCs w:val="26"/>
-        </w:rPr>
-        <w:t xml:space="preserve">5.1 Dashboard de compliance</w:t>
-      </w:r>
-    </w:p>
-    <w:p>
-      <w:pPr>
-        <w:spacing w:after="120" w:line="300"/>
-      </w:pPr>
-      <w:r>
-        <w:rPr>
-          <w:rFonts w:ascii="Arial" w:cs="Arial" w:eastAsia="Arial" w:hAnsi="Arial"/>
-          <w:color w:val="1A2433"/>
-          <w:sz w:val="22"/>
-          <w:szCs w:val="22"/>
-        </w:rPr>
-        <w:t xml:space="preserve">Pestaña Compliance:</w:t>
-      </w:r>
-    </w:p>
-    <w:p>
-      <w:pPr>
-        <w:pStyle w:val="ListParagraph"/>
-        <w:numPr>
-          <w:ilvl w:val="0"/>
-          <w:numId w:val="2"/>
-        </w:numPr>
-        <w:spacing w:after="80"/>
-      </w:pPr>
-      <w:r>
-        <w:rPr>
-          <w:rFonts w:ascii="Arial" w:cs="Arial" w:eastAsia="Arial" w:hAnsi="Arial"/>
-          <w:b/>
-          <w:bCs/>
-          <w:color w:val="1A2433"/>
-          <w:sz w:val="22"/>
-          <w:szCs w:val="22"/>
-        </w:rPr>
-        <w:t xml:space="preserve">Estado global</w:t>
-      </w:r>
-      <w:r>
-        <w:rPr>
-          <w:rFonts w:ascii="Arial" w:cs="Arial" w:eastAsia="Arial" w:hAnsi="Arial"/>
-          <w:color w:val="1A2433"/>
-          <w:sz w:val="22"/>
-          <w:szCs w:val="22"/>
-        </w:rPr>
-        <w:t xml:space="preserve">: cuántas misiones tienen dossier completo vs incompleto</w:t>
-      </w:r>
-    </w:p>
-    <w:p>
-      <w:pPr>
-        <w:pStyle w:val="ListParagraph"/>
-        <w:numPr>
-          <w:ilvl w:val="0"/>
-          <w:numId w:val="2"/>
-        </w:numPr>
-        <w:spacing w:after="80"/>
-      </w:pPr>
-      <w:r>
-        <w:rPr>
-          <w:rFonts w:ascii="Arial" w:cs="Arial" w:eastAsia="Arial" w:hAnsi="Arial"/>
-          <w:b/>
-          <w:bCs/>
-          <w:color w:val="1A2433"/>
-          <w:sz w:val="22"/>
-          <w:szCs w:val="22"/>
-        </w:rPr>
-        <w:t xml:space="preserve">Vencimientos próximos</w:t>
-      </w:r>
-      <w:r>
-        <w:rPr>
-          <w:rFonts w:ascii="Arial" w:cs="Arial" w:eastAsia="Arial" w:hAnsi="Arial"/>
-          <w:color w:val="1A2433"/>
-          <w:sz w:val="22"/>
-          <w:szCs w:val="22"/>
-        </w:rPr>
-        <w:t xml:space="preserve">: pilotos y drones (mismas alertas del cockpit)</w:t>
-      </w:r>
-    </w:p>
-    <w:p>
-      <w:pPr>
-        <w:pStyle w:val="ListParagraph"/>
-        <w:numPr>
-          <w:ilvl w:val="0"/>
-          <w:numId w:val="2"/>
-        </w:numPr>
-        <w:spacing w:after="80"/>
-      </w:pPr>
-      <w:r>
-        <w:rPr>
-          <w:rFonts w:ascii="Arial" w:cs="Arial" w:eastAsia="Arial" w:hAnsi="Arial"/>
-          <w:b/>
-          <w:bCs/>
-          <w:color w:val="1A2433"/>
-          <w:sz w:val="22"/>
-          <w:szCs w:val="22"/>
-        </w:rPr>
-        <w:t xml:space="preserve">Templates AESA</w:t>
-      </w:r>
-      <w:r>
-        <w:rPr>
-          <w:rFonts w:ascii="Arial" w:cs="Arial" w:eastAsia="Arial" w:hAnsi="Arial"/>
-          <w:color w:val="1A2433"/>
-          <w:sz w:val="22"/>
-          <w:szCs w:val="22"/>
-        </w:rPr>
-        <w:t xml:space="preserve">: formularios maestros disponibles</w:t>
-      </w:r>
-    </w:p>
-    <w:p>
-      <w:pPr>
-        <w:pStyle w:val="Heading2"/>
-        <w:spacing w:after="140" w:before="280"/>
-      </w:pPr>
-      <w:r>
-        <w:rPr>
-          <w:rFonts w:ascii="Arial" w:cs="Arial" w:eastAsia="Arial" w:hAnsi="Arial"/>
-          <w:b/>
-          <w:bCs/>
-          <w:color w:val="0C9FD8"/>
-          <w:sz w:val="26"/>
-          <w:szCs w:val="26"/>
-        </w:rPr>
-        <w:t xml:space="preserve">5.2 Auditar el dossier de una misión</w:t>
-      </w:r>
-    </w:p>
-    <w:p>
-      <w:pPr>
-        <w:spacing w:after="120" w:line="300"/>
-      </w:pPr>
-      <w:r>
-        <w:rPr>
-          <w:rFonts w:ascii="Arial" w:cs="Arial" w:eastAsia="Arial" w:hAnsi="Arial"/>
-          <w:color w:val="1A2433"/>
-          <w:sz w:val="22"/>
-          <w:szCs w:val="22"/>
-        </w:rPr>
-        <w:t xml:space="preserve">Click en una misión → Compliance:</w:t>
-      </w:r>
-    </w:p>
-    <w:p>
-      <w:pPr>
-        <w:pStyle w:val="ListParagraph"/>
-        <w:numPr>
-          <w:ilvl w:val="0"/>
-          <w:numId w:val="2"/>
-        </w:numPr>
-        <w:spacing w:after="80"/>
-      </w:pPr>
-      <w:r>
-        <w:rPr>
-          <w:rFonts w:ascii="Arial" w:cs="Arial" w:eastAsia="Arial" w:hAnsi="Arial"/>
-          <w:color w:val="1A2433"/>
-          <w:sz w:val="22"/>
-          <w:szCs w:val="22"/>
-        </w:rPr>
-        <w:t xml:space="preserve">Verifica que A.4–A.8 están firmados</w:t>
-      </w:r>
-    </w:p>
-    <w:p>
-      <w:pPr>
-        <w:pStyle w:val="ListParagraph"/>
-        <w:numPr>
-          <w:ilvl w:val="0"/>
-          <w:numId w:val="2"/>
-        </w:numPr>
-        <w:spacing w:after="80"/>
-      </w:pPr>
-      <w:r>
-        <w:rPr>
-          <w:rFonts w:ascii="Arial" w:cs="Arial" w:eastAsia="Arial" w:hAnsi="Arial"/>
-          <w:color w:val="1A2433"/>
-          <w:sz w:val="22"/>
-          <w:szCs w:val="22"/>
-        </w:rPr>
-        <w:t xml:space="preserve">Si falta algo, aparece marcado</w:t>
-      </w:r>
-    </w:p>
-    <w:p>
-      <w:pPr>
-        <w:pStyle w:val="ListParagraph"/>
-        <w:numPr>
-          <w:ilvl w:val="0"/>
-          <w:numId w:val="2"/>
-        </w:numPr>
-        <w:spacing w:after="80"/>
-      </w:pPr>
-      <w:r>
-        <w:rPr>
-          <w:rFonts w:ascii="Arial" w:cs="Arial" w:eastAsia="Arial" w:hAnsi="Arial"/>
-          <w:color w:val="1A2433"/>
-          <w:sz w:val="22"/>
-          <w:szCs w:val="22"/>
-        </w:rPr>
-        <w:t xml:space="preserve">Botón Generar PDF dossier → descarga el PDF para archivar o entregar a AESA</w:t>
-      </w:r>
-    </w:p>
-    <w:p>
-      <w:pPr>
-        <w:pStyle w:val="Heading2"/>
-        <w:spacing w:after="140" w:before="280"/>
-      </w:pPr>
-      <w:r>
-        <w:rPr>
-          <w:rFonts w:ascii="Arial" w:cs="Arial" w:eastAsia="Arial" w:hAnsi="Arial"/>
-          <w:b/>
-          <w:bCs/>
-          <w:color w:val="0C9FD8"/>
-          <w:sz w:val="26"/>
-          <w:szCs w:val="26"/>
-        </w:rPr>
-        <w:t xml:space="preserve">5.3 Si AESA pide auditoría</w:t>
-      </w:r>
-    </w:p>
-    <w:p>
-      <w:pPr>
-        <w:pStyle w:val="ListParagraph"/>
-        <w:numPr>
-          <w:ilvl w:val="0"/>
-          <w:numId w:val="3"/>
-        </w:numPr>
-        <w:spacing w:after="80"/>
-      </w:pPr>
-      <w:r>
-        <w:rPr>
-          <w:rFonts w:ascii="Arial" w:cs="Arial" w:eastAsia="Arial" w:hAnsi="Arial"/>
-          <w:color w:val="1A2433"/>
-          <w:sz w:val="22"/>
-          <w:szCs w:val="22"/>
-        </w:rPr>
-        <w:t xml:space="preserve">Identificas las misiones afectadas (por fecha, drone, piloto)</w:t>
-      </w:r>
-    </w:p>
-    <w:p>
-      <w:pPr>
-        <w:pStyle w:val="ListParagraph"/>
-        <w:numPr>
-          <w:ilvl w:val="0"/>
-          <w:numId w:val="3"/>
-        </w:numPr>
-        <w:spacing w:after="80"/>
-      </w:pPr>
-      <w:r>
-        <w:rPr>
-          <w:rFonts w:ascii="Arial" w:cs="Arial" w:eastAsia="Arial" w:hAnsi="Arial"/>
-          <w:color w:val="1A2433"/>
-          <w:sz w:val="22"/>
-          <w:szCs w:val="22"/>
-        </w:rPr>
-        <w:t xml:space="preserve">Generas el PDF dossier de cada una</w:t>
-      </w:r>
-    </w:p>
-    <w:p>
-      <w:pPr>
-        <w:pStyle w:val="ListParagraph"/>
-        <w:numPr>
-          <w:ilvl w:val="0"/>
-          <w:numId w:val="3"/>
-        </w:numPr>
-        <w:spacing w:after="80"/>
-      </w:pPr>
-      <w:r>
-        <w:rPr>
-          <w:rFonts w:ascii="Arial" w:cs="Arial" w:eastAsia="Arial" w:hAnsi="Arial"/>
-          <w:color w:val="1A2433"/>
-          <w:sz w:val="22"/>
-          <w:szCs w:val="22"/>
-        </w:rPr>
-        <w:t xml:space="preserve">Reúnes los PDFs en un ZIP organizado por código de misión</w:t>
-      </w:r>
-    </w:p>
-    <w:p>
-      <w:pPr>
-        <w:pStyle w:val="ListParagraph"/>
-        <w:numPr>
-          <w:ilvl w:val="0"/>
-          <w:numId w:val="3"/>
-        </w:numPr>
-        <w:spacing w:after="80"/>
-      </w:pPr>
-      <w:r>
-        <w:rPr>
-          <w:rFonts w:ascii="Arial" w:cs="Arial" w:eastAsia="Arial" w:hAnsi="Arial"/>
-          <w:color w:val="1A2433"/>
-          <w:sz w:val="22"/>
-          <w:szCs w:val="22"/>
-        </w:rPr>
-        <w:t xml:space="preserve">Adjuntas a la respuesta AESA</w:t>
+        <w:t xml:space="preserve">6. Misiones — supervisión</w:t>
+      </w:r>
+    </w:p>
+    <w:p>
+      <w:pPr>
+        <w:pStyle w:val="ListParagraph"/>
+        <w:numPr>
+          <w:ilvl w:val="0"/>
+          <w:numId w:val="2"/>
+        </w:numPr>
+        <w:spacing w:after="80"/>
+      </w:pPr>
+      <w:r>
+        <w:rPr>
+          <w:rFonts w:ascii="Arial" w:cs="Arial" w:eastAsia="Arial" w:hAnsi="Arial"/>
+          <w:color w:val="1A2433"/>
+          <w:sz w:val="22"/>
+          <w:szCs w:val="22"/>
+        </w:rPr>
+        <w:t xml:space="preserve">Lista filtrable por estado, prioridad, piloto, drone</w:t>
+      </w:r>
+    </w:p>
+    <w:p>
+      <w:pPr>
+        <w:pStyle w:val="ListParagraph"/>
+        <w:numPr>
+          <w:ilvl w:val="0"/>
+          <w:numId w:val="2"/>
+        </w:numPr>
+        <w:spacing w:after="80"/>
+      </w:pPr>
+      <w:r>
+        <w:rPr>
+          <w:rFonts w:ascii="Arial" w:cs="Arial" w:eastAsia="Arial" w:hAnsi="Arial"/>
+          <w:color w:val="1A2433"/>
+          <w:sz w:val="22"/>
+          <w:szCs w:val="22"/>
+        </w:rPr>
+        <w:t xml:space="preserve">Vista mapa: toggle Lista | Mapa en cabecera</w:t>
+      </w:r>
+    </w:p>
+    <w:p>
+      <w:pPr>
+        <w:pStyle w:val="ListParagraph"/>
+        <w:numPr>
+          <w:ilvl w:val="0"/>
+          <w:numId w:val="2"/>
+        </w:numPr>
+        <w:spacing w:after="80"/>
+      </w:pPr>
+      <w:r>
+        <w:rPr>
+          <w:rFonts w:ascii="Arial" w:cs="Arial" w:eastAsia="Arial" w:hAnsi="Arial"/>
+          <w:color w:val="1A2433"/>
+          <w:sz w:val="22"/>
+          <w:szCs w:val="22"/>
+        </w:rPr>
+        <w:t xml:space="preserve">Como org_admin ves TODAS las misiones del operador</w:t>
+      </w:r>
+    </w:p>
+    <w:p>
+      <w:pPr>
+        <w:pStyle w:val="ListParagraph"/>
+        <w:numPr>
+          <w:ilvl w:val="0"/>
+          <w:numId w:val="2"/>
+        </w:numPr>
+        <w:spacing w:after="80"/>
+      </w:pPr>
+      <w:r>
+        <w:rPr>
+          <w:rFonts w:ascii="Arial" w:cs="Arial" w:eastAsia="Arial" w:hAnsi="Arial"/>
+          <w:color w:val="1A2433"/>
+          <w:sz w:val="22"/>
+          <w:szCs w:val="22"/>
+        </w:rPr>
+        <w:t xml:space="preserve">Solo intervienes en estados para cancelar (cliente pospone) o aprobar</w:t>
+      </w:r>
+    </w:p>
+    <w:p>
+      <w:pPr>
+        <w:pStyle w:val="Heading1"/>
+        <w:pBdr>
+          <w:bottom w:val="single" w:color="0C9FD8" w:sz="12" w:space="4"/>
+        </w:pBdr>
+        <w:spacing w:after="200" w:before="360"/>
+      </w:pPr>
+      <w:r>
+        <w:rPr>
+          <w:rFonts w:ascii="Arial" w:cs="Arial" w:eastAsia="Arial" w:hAnsi="Arial"/>
+          <w:b/>
+          <w:bCs/>
+          <w:color w:val="0D1520"/>
+          <w:sz w:val="32"/>
+          <w:szCs w:val="32"/>
+        </w:rPr>
+        <w:t xml:space="preserve">7. Gestión de usuarios</w:t>
       </w:r>
     </w:p>
     <w:p>
@@ -2229,7 +2181,248 @@
           <w:sz w:val="22"/>
           <w:szCs w:val="22"/>
         </w:rPr>
-        <w:t xml:space="preserve">Todo el audit log queda en BD — no se puede borrar. En última instancia JuanCho puede sacar el log forense desde Postgres si AESA pide algo extraordinario.</w:t>
+        <w:t xml:space="preserve">v1.1 stage 1: solo JuanCho crea usuarios desde consola. Cuando lleguemos a Stage 3 (OAuth), tú podrás crear desde la UI.</w:t>
+      </w:r>
+    </w:p>
+    <w:p>
+      <w:pPr>
+        <w:pStyle w:val="Heading3"/>
+        <w:spacing w:after="100" w:before="200"/>
+      </w:pPr>
+      <w:r>
+        <w:rPr>
+          <w:rFonts w:ascii="Arial" w:cs="Arial" w:eastAsia="Arial" w:hAnsi="Arial"/>
+          <w:b/>
+          <w:bCs/>
+          <w:color w:val="0D1520"/>
+          <w:sz w:val="22"/>
+          <w:szCs w:val="22"/>
+        </w:rPr>
+        <w:t xml:space="preserve">Roles:</w:t>
+      </w:r>
+    </w:p>
+    <w:p>
+      <w:pPr>
+        <w:pStyle w:val="ListParagraph"/>
+        <w:numPr>
+          <w:ilvl w:val="0"/>
+          <w:numId w:val="2"/>
+        </w:numPr>
+        <w:spacing w:after="80"/>
+      </w:pPr>
+      <w:r>
+        <w:rPr>
+          <w:rFonts w:ascii="Arial" w:cs="Arial" w:eastAsia="Arial" w:hAnsi="Arial"/>
+          <w:b/>
+          <w:bCs/>
+          <w:color w:val="1A2433"/>
+          <w:sz w:val="22"/>
+          <w:szCs w:val="22"/>
+        </w:rPr>
+        <w:t xml:space="preserve">admin</w:t>
+      </w:r>
+      <w:r>
+        <w:rPr>
+          <w:rFonts w:ascii="Arial" w:cs="Arial" w:eastAsia="Arial" w:hAnsi="Arial"/>
+          <w:color w:val="1A2433"/>
+          <w:sz w:val="22"/>
+          <w:szCs w:val="22"/>
+        </w:rPr>
+        <w:t xml:space="preserve"> — solo SRS / JuanCho</w:t>
+      </w:r>
+    </w:p>
+    <w:p>
+      <w:pPr>
+        <w:pStyle w:val="ListParagraph"/>
+        <w:numPr>
+          <w:ilvl w:val="0"/>
+          <w:numId w:val="2"/>
+        </w:numPr>
+        <w:spacing w:after="80"/>
+      </w:pPr>
+      <w:r>
+        <w:rPr>
+          <w:rFonts w:ascii="Arial" w:cs="Arial" w:eastAsia="Arial" w:hAnsi="Arial"/>
+          <w:b/>
+          <w:bCs/>
+          <w:color w:val="1A2433"/>
+          <w:sz w:val="22"/>
+          <w:szCs w:val="22"/>
+        </w:rPr>
+        <w:t xml:space="preserve">org_admin</w:t>
+      </w:r>
+      <w:r>
+        <w:rPr>
+          <w:rFonts w:ascii="Arial" w:cs="Arial" w:eastAsia="Arial" w:hAnsi="Arial"/>
+          <w:color w:val="1A2433"/>
+          <w:sz w:val="22"/>
+          <w:szCs w:val="22"/>
+        </w:rPr>
+        <w:t xml:space="preserve"> — tú</w:t>
+      </w:r>
+    </w:p>
+    <w:p>
+      <w:pPr>
+        <w:pStyle w:val="ListParagraph"/>
+        <w:numPr>
+          <w:ilvl w:val="0"/>
+          <w:numId w:val="2"/>
+        </w:numPr>
+        <w:spacing w:after="80"/>
+      </w:pPr>
+      <w:r>
+        <w:rPr>
+          <w:rFonts w:ascii="Arial" w:cs="Arial" w:eastAsia="Arial" w:hAnsi="Arial"/>
+          <w:b/>
+          <w:bCs/>
+          <w:color w:val="1A2433"/>
+          <w:sz w:val="22"/>
+          <w:szCs w:val="22"/>
+        </w:rPr>
+        <w:t xml:space="preserve">pilot</w:t>
+      </w:r>
+      <w:r>
+        <w:rPr>
+          <w:rFonts w:ascii="Arial" w:cs="Arial" w:eastAsia="Arial" w:hAnsi="Arial"/>
+          <w:color w:val="1A2433"/>
+          <w:sz w:val="22"/>
+          <w:szCs w:val="22"/>
+        </w:rPr>
+        <w:t xml:space="preserve"> — Fer y resto</w:t>
+      </w:r>
+    </w:p>
+    <w:p>
+      <w:pPr>
+        <w:pStyle w:val="ListParagraph"/>
+        <w:numPr>
+          <w:ilvl w:val="0"/>
+          <w:numId w:val="2"/>
+        </w:numPr>
+        <w:spacing w:after="80"/>
+      </w:pPr>
+      <w:r>
+        <w:rPr>
+          <w:rFonts w:ascii="Arial" w:cs="Arial" w:eastAsia="Arial" w:hAnsi="Arial"/>
+          <w:b/>
+          <w:bCs/>
+          <w:color w:val="1A2433"/>
+          <w:sz w:val="22"/>
+          <w:szCs w:val="22"/>
+        </w:rPr>
+        <w:t xml:space="preserve">coordinator</w:t>
+      </w:r>
+      <w:r>
+        <w:rPr>
+          <w:rFonts w:ascii="Arial" w:cs="Arial" w:eastAsia="Arial" w:hAnsi="Arial"/>
+          <w:color w:val="1A2433"/>
+          <w:sz w:val="22"/>
+          <w:szCs w:val="22"/>
+        </w:rPr>
+        <w:t xml:space="preserve"> — coordinador operativo</w:t>
+      </w:r>
+    </w:p>
+    <w:p>
+      <w:pPr>
+        <w:pStyle w:val="ListParagraph"/>
+        <w:numPr>
+          <w:ilvl w:val="0"/>
+          <w:numId w:val="2"/>
+        </w:numPr>
+        <w:spacing w:after="80"/>
+      </w:pPr>
+      <w:r>
+        <w:rPr>
+          <w:rFonts w:ascii="Arial" w:cs="Arial" w:eastAsia="Arial" w:hAnsi="Arial"/>
+          <w:b/>
+          <w:bCs/>
+          <w:color w:val="1A2433"/>
+          <w:sz w:val="22"/>
+          <w:szCs w:val="22"/>
+        </w:rPr>
+        <w:t xml:space="preserve">viewer</w:t>
+      </w:r>
+      <w:r>
+        <w:rPr>
+          <w:rFonts w:ascii="Arial" w:cs="Arial" w:eastAsia="Arial" w:hAnsi="Arial"/>
+          <w:color w:val="1A2433"/>
+          <w:sz w:val="22"/>
+          <w:szCs w:val="22"/>
+        </w:rPr>
+        <w:t xml:space="preserve"> — solo lectura, ej cliente externo</w:t>
+      </w:r>
+    </w:p>
+    <w:p>
+      <w:pPr>
+        <w:pStyle w:val="Heading3"/>
+        <w:spacing w:after="100" w:before="200"/>
+      </w:pPr>
+      <w:r>
+        <w:rPr>
+          <w:rFonts w:ascii="Arial" w:cs="Arial" w:eastAsia="Arial" w:hAnsi="Arial"/>
+          <w:b/>
+          <w:bCs/>
+          <w:color w:val="0D1520"/>
+          <w:sz w:val="22"/>
+          <w:szCs w:val="22"/>
+        </w:rPr>
+        <w:t xml:space="preserve">Reset de contraseña — opciones</w:t>
+      </w:r>
+    </w:p>
+    <w:p>
+      <w:pPr>
+        <w:pStyle w:val="ListParagraph"/>
+        <w:numPr>
+          <w:ilvl w:val="0"/>
+          <w:numId w:val="3"/>
+        </w:numPr>
+        <w:spacing w:after="80"/>
+      </w:pPr>
+      <w:r>
+        <w:rPr>
+          <w:rFonts w:ascii="Arial" w:cs="Arial" w:eastAsia="Arial" w:hAnsi="Arial"/>
+          <w:color w:val="1A2433"/>
+          <w:sz w:val="22"/>
+          <w:szCs w:val="22"/>
+        </w:rPr>
+        <w:t xml:space="preserve">Self-service: el usuario va a /forgot-password, mete su email, le llega enlace temporal (1h)</w:t>
+      </w:r>
+    </w:p>
+    <w:p>
+      <w:pPr>
+        <w:pStyle w:val="ListParagraph"/>
+        <w:numPr>
+          <w:ilvl w:val="0"/>
+          <w:numId w:val="3"/>
+        </w:numPr>
+        <w:spacing w:after="80"/>
+      </w:pPr>
+      <w:r>
+        <w:rPr>
+          <w:rFonts w:ascii="Arial" w:cs="Arial" w:eastAsia="Arial" w:hAnsi="Arial"/>
+          <w:color w:val="1A2433"/>
+          <w:sz w:val="22"/>
+          <w:szCs w:val="22"/>
+        </w:rPr>
+        <w:t xml:space="preserve">Si el usuario no recibe el email, revisa que esté bien escrito en su ficha</w:t>
+      </w:r>
+    </w:p>
+    <w:p>
+      <w:pPr>
+        <w:pStyle w:val="ListParagraph"/>
+        <w:numPr>
+          <w:ilvl w:val="0"/>
+          <w:numId w:val="3"/>
+        </w:numPr>
+        <w:spacing w:after="80"/>
+      </w:pPr>
+      <w:r>
+        <w:rPr>
+          <w:rFonts w:ascii="Arial" w:cs="Arial" w:eastAsia="Arial" w:hAnsi="Arial"/>
+          <w:color w:val="1A2433"/>
+          <w:sz w:val="22"/>
+          <w:szCs w:val="22"/>
+        </w:rPr>
+        <w:t xml:space="preserve">Si necesitas resetear forzado: pide a JuanCho que ponga must_change_password=true en su user. Próximo login le obliga a cambiar</w:t>
       </w:r>
     </w:p>
     <w:p>
@@ -2249,242 +2442,102 @@
           <w:sz w:val="32"/>
           <w:szCs w:val="32"/>
         </w:rPr>
-        <w:t xml:space="preserve">6. Misiones — supervisión</w:t>
-      </w:r>
-    </w:p>
-    <w:p>
-      <w:pPr>
-        <w:spacing w:after="120" w:line="300"/>
-      </w:pPr>
-      <w:r>
-        <w:rPr>
-          <w:rFonts w:ascii="Arial" w:cs="Arial" w:eastAsia="Arial" w:hAnsi="Arial"/>
-          <w:color w:val="1A2433"/>
-          <w:sz w:val="22"/>
-          <w:szCs w:val="22"/>
-        </w:rPr>
-        <w:t xml:space="preserve">Aunque no creas tú las misiones (las crean los pilotos), las supervisas todas:</w:t>
-      </w:r>
-    </w:p>
-    <w:p>
-      <w:pPr>
-        <w:pStyle w:val="Heading2"/>
-        <w:spacing w:after="140" w:before="280"/>
-      </w:pPr>
-      <w:r>
-        <w:rPr>
-          <w:rFonts w:ascii="Arial" w:cs="Arial" w:eastAsia="Arial" w:hAnsi="Arial"/>
-          <w:b/>
-          <w:bCs/>
-          <w:color w:val="0C9FD8"/>
-          <w:sz w:val="26"/>
-          <w:szCs w:val="26"/>
-        </w:rPr>
-        <w:t xml:space="preserve">6.1 Vista lista</w:t>
-      </w:r>
-    </w:p>
-    <w:p>
-      <w:pPr>
-        <w:pStyle w:val="ListParagraph"/>
-        <w:numPr>
-          <w:ilvl w:val="0"/>
-          <w:numId w:val="2"/>
-        </w:numPr>
-        <w:spacing w:after="80"/>
-      </w:pPr>
-      <w:r>
-        <w:rPr>
-          <w:rFonts w:ascii="Arial" w:cs="Arial" w:eastAsia="Arial" w:hAnsi="Arial"/>
-          <w:color w:val="1A2433"/>
-          <w:sz w:val="22"/>
-          <w:szCs w:val="22"/>
-        </w:rPr>
-        <w:t xml:space="preserve">Filtros por estado, prioridad, piloto, drone</w:t>
-      </w:r>
-    </w:p>
-    <w:p>
-      <w:pPr>
-        <w:pStyle w:val="ListParagraph"/>
-        <w:numPr>
-          <w:ilvl w:val="0"/>
-          <w:numId w:val="2"/>
-        </w:numPr>
-        <w:spacing w:after="80"/>
-      </w:pPr>
-      <w:r>
-        <w:rPr>
-          <w:rFonts w:ascii="Arial" w:cs="Arial" w:eastAsia="Arial" w:hAnsi="Arial"/>
-          <w:color w:val="1A2433"/>
-          <w:sz w:val="22"/>
-          <w:szCs w:val="22"/>
-        </w:rPr>
-        <w:t xml:space="preserve">Ver misiones en cualquier estado, no solo las tuyas</w:t>
-      </w:r>
-    </w:p>
-    <w:p>
-      <w:pPr>
-        <w:pStyle w:val="Heading2"/>
-        <w:spacing w:after="140" w:before="280"/>
-      </w:pPr>
-      <w:r>
-        <w:rPr>
-          <w:rFonts w:ascii="Arial" w:cs="Arial" w:eastAsia="Arial" w:hAnsi="Arial"/>
-          <w:b/>
-          <w:bCs/>
-          <w:color w:val="0C9FD8"/>
-          <w:sz w:val="26"/>
-          <w:szCs w:val="26"/>
-        </w:rPr>
-        <w:t xml:space="preserve">6.2 Vista mapa</w:t>
-      </w:r>
-    </w:p>
-    <w:p>
-      <w:pPr>
-        <w:pStyle w:val="ListParagraph"/>
-        <w:numPr>
-          <w:ilvl w:val="0"/>
-          <w:numId w:val="2"/>
-        </w:numPr>
-        <w:spacing w:after="80"/>
-      </w:pPr>
-      <w:r>
-        <w:rPr>
-          <w:rFonts w:ascii="Arial" w:cs="Arial" w:eastAsia="Arial" w:hAnsi="Arial"/>
-          <w:color w:val="1A2433"/>
-          <w:sz w:val="22"/>
-          <w:szCs w:val="22"/>
-        </w:rPr>
-        <w:t xml:space="preserve">Toggle Lista | Mapa en la cabecera de Misiones</w:t>
-      </w:r>
-    </w:p>
-    <w:p>
-      <w:pPr>
-        <w:pStyle w:val="ListParagraph"/>
-        <w:numPr>
-          <w:ilvl w:val="0"/>
-          <w:numId w:val="2"/>
-        </w:numPr>
-        <w:spacing w:after="80"/>
-      </w:pPr>
-      <w:r>
-        <w:rPr>
-          <w:rFonts w:ascii="Arial" w:cs="Arial" w:eastAsia="Arial" w:hAnsi="Arial"/>
-          <w:color w:val="1A2433"/>
-          <w:sz w:val="22"/>
-          <w:szCs w:val="22"/>
-        </w:rPr>
-        <w:t xml:space="preserve">Útil para ver concentraciones geográficas</w:t>
-      </w:r>
-    </w:p>
-    <w:p>
-      <w:pPr>
-        <w:pStyle w:val="Heading2"/>
-        <w:spacing w:after="140" w:before="280"/>
-      </w:pPr>
-      <w:r>
-        <w:rPr>
-          <w:rFonts w:ascii="Arial" w:cs="Arial" w:eastAsia="Arial" w:hAnsi="Arial"/>
-          <w:b/>
-          <w:bCs/>
-          <w:color w:val="0C9FD8"/>
-          <w:sz w:val="26"/>
-          <w:szCs w:val="26"/>
-        </w:rPr>
-        <w:t xml:space="preserve">6.3 Cambios de estado por administrador</w:t>
-      </w:r>
-    </w:p>
-    <w:p>
-      <w:pPr>
-        <w:spacing w:after="120" w:line="300"/>
-      </w:pPr>
-      <w:r>
-        <w:rPr>
-          <w:rFonts w:ascii="Arial" w:cs="Arial" w:eastAsia="Arial" w:hAnsi="Arial"/>
-          <w:color w:val="1A2433"/>
-          <w:sz w:val="22"/>
-          <w:szCs w:val="22"/>
-        </w:rPr>
-        <w:t xml:space="preserve">Solo deberías intervenir en estados si:</w:t>
-      </w:r>
-    </w:p>
-    <w:p>
-      <w:pPr>
-        <w:pStyle w:val="ListParagraph"/>
-        <w:numPr>
-          <w:ilvl w:val="0"/>
-          <w:numId w:val="2"/>
-        </w:numPr>
-        <w:spacing w:after="80"/>
-      </w:pPr>
-      <w:r>
-        <w:rPr>
-          <w:rFonts w:ascii="Arial" w:cs="Arial" w:eastAsia="Arial" w:hAnsi="Arial"/>
-          <w:b/>
-          <w:bCs/>
-          <w:color w:val="1A2433"/>
-          <w:sz w:val="22"/>
-          <w:szCs w:val="22"/>
-        </w:rPr>
-        <w:t xml:space="preserve">Cancelar</w:t>
-      </w:r>
-      <w:r>
-        <w:rPr>
-          <w:rFonts w:ascii="Arial" w:cs="Arial" w:eastAsia="Arial" w:hAnsi="Arial"/>
-          <w:color w:val="1A2433"/>
-          <w:sz w:val="22"/>
-          <w:szCs w:val="22"/>
-        </w:rPr>
-        <w:t xml:space="preserve"> una misión que el piloto no canceló (ej: cliente la pospone)</w:t>
-      </w:r>
-    </w:p>
-    <w:p>
-      <w:pPr>
-        <w:pStyle w:val="ListParagraph"/>
-        <w:numPr>
-          <w:ilvl w:val="0"/>
-          <w:numId w:val="2"/>
-        </w:numPr>
-        <w:spacing w:after="80"/>
-      </w:pPr>
-      <w:r>
-        <w:rPr>
-          <w:rFonts w:ascii="Arial" w:cs="Arial" w:eastAsia="Arial" w:hAnsi="Arial"/>
-          <w:b/>
-          <w:bCs/>
-          <w:color w:val="1A2433"/>
-          <w:sz w:val="22"/>
-          <w:szCs w:val="22"/>
-        </w:rPr>
-        <w:t xml:space="preserve">Aprobar</w:t>
-      </w:r>
-      <w:r>
-        <w:rPr>
-          <w:rFonts w:ascii="Arial" w:cs="Arial" w:eastAsia="Arial" w:hAnsi="Arial"/>
-          <w:color w:val="1A2433"/>
-          <w:sz w:val="22"/>
-          <w:szCs w:val="22"/>
-        </w:rPr>
-        <w:t xml:space="preserve"> misiones que esperan validación operativa antes de pasar a approved</w:t>
-      </w:r>
-    </w:p>
-    <w:p>
-      <w:pPr>
-        <w:pBdr>
-          <w:left w:val="single" w:color="F04E1C" w:sz="18" w:space="12"/>
-        </w:pBdr>
-        <w:spacing w:after="120" w:before="120"/>
-        <w:ind w:left="360"/>
-      </w:pPr>
-      <w:r>
-        <w:rPr>
-          <w:rFonts w:ascii="Arial" w:cs="Arial" w:eastAsia="Arial" w:hAnsi="Arial"/>
-          <w:i/>
-          <w:iCs/>
-          <w:color w:val="5A7A9A"/>
-          <w:sz w:val="22"/>
-          <w:szCs w:val="22"/>
-        </w:rPr>
-        <w:t xml:space="preserve">Nunca toques una misión in_flight salvo emergencia.</w:t>
+        <w:t xml:space="preserve">8. Analytics — visión comercial</w:t>
+      </w:r>
+    </w:p>
+    <w:p>
+      <w:pPr>
+        <w:pStyle w:val="ListParagraph"/>
+        <w:numPr>
+          <w:ilvl w:val="0"/>
+          <w:numId w:val="2"/>
+        </w:numPr>
+        <w:spacing w:after="80"/>
+      </w:pPr>
+      <w:r>
+        <w:rPr>
+          <w:rFonts w:ascii="Arial" w:cs="Arial" w:eastAsia="Arial" w:hAnsi="Arial"/>
+          <w:color w:val="1A2433"/>
+          <w:sz w:val="22"/>
+          <w:szCs w:val="22"/>
+        </w:rPr>
+        <w:t xml:space="preserve">Total misiones por mes</w:t>
+      </w:r>
+    </w:p>
+    <w:p>
+      <w:pPr>
+        <w:pStyle w:val="ListParagraph"/>
+        <w:numPr>
+          <w:ilvl w:val="0"/>
+          <w:numId w:val="2"/>
+        </w:numPr>
+        <w:spacing w:after="80"/>
+      </w:pPr>
+      <w:r>
+        <w:rPr>
+          <w:rFonts w:ascii="Arial" w:cs="Arial" w:eastAsia="Arial" w:hAnsi="Arial"/>
+          <w:color w:val="1A2433"/>
+          <w:sz w:val="22"/>
+          <w:szCs w:val="22"/>
+        </w:rPr>
+        <w:t xml:space="preserve">Distribución por estado (completadas vs abortadas)</w:t>
+      </w:r>
+    </w:p>
+    <w:p>
+      <w:pPr>
+        <w:pStyle w:val="ListParagraph"/>
+        <w:numPr>
+          <w:ilvl w:val="0"/>
+          <w:numId w:val="2"/>
+        </w:numPr>
+        <w:spacing w:after="80"/>
+      </w:pPr>
+      <w:r>
+        <w:rPr>
+          <w:rFonts w:ascii="Arial" w:cs="Arial" w:eastAsia="Arial" w:hAnsi="Arial"/>
+          <w:color w:val="1A2433"/>
+          <w:sz w:val="22"/>
+          <w:szCs w:val="22"/>
+        </w:rPr>
+        <w:t xml:space="preserve">Horas vuelo total por piloto</w:t>
+      </w:r>
+    </w:p>
+    <w:p>
+      <w:pPr>
+        <w:pStyle w:val="ListParagraph"/>
+        <w:numPr>
+          <w:ilvl w:val="0"/>
+          <w:numId w:val="2"/>
+        </w:numPr>
+        <w:spacing w:after="80"/>
+      </w:pPr>
+      <w:r>
+        <w:rPr>
+          <w:rFonts w:ascii="Arial" w:cs="Arial" w:eastAsia="Arial" w:hAnsi="Arial"/>
+          <w:color w:val="1A2433"/>
+          <w:sz w:val="22"/>
+          <w:szCs w:val="22"/>
+        </w:rPr>
+        <w:t xml:space="preserve">Drone más utilizado</w:t>
+      </w:r>
+    </w:p>
+    <w:p>
+      <w:pPr>
+        <w:pStyle w:val="ListParagraph"/>
+        <w:numPr>
+          <w:ilvl w:val="0"/>
+          <w:numId w:val="2"/>
+        </w:numPr>
+        <w:spacing w:after="80"/>
+      </w:pPr>
+      <w:r>
+        <w:rPr>
+          <w:rFonts w:ascii="Arial" w:cs="Arial" w:eastAsia="Arial" w:hAnsi="Arial"/>
+          <w:color w:val="1A2433"/>
+          <w:sz w:val="22"/>
+          <w:szCs w:val="22"/>
+        </w:rPr>
+        <w:t xml:space="preserve">Útil para reportes mensuales internos y dimensionar plantilla</w:t>
       </w:r>
     </w:p>
     <w:p>
@@ -2504,27 +2557,21 @@
           <w:sz w:val="32"/>
           <w:szCs w:val="32"/>
         </w:rPr>
-        <w:t xml:space="preserve">7. Gestión de usuarios</w:t>
-      </w:r>
-    </w:p>
-    <w:p>
-      <w:pPr>
-        <w:pBdr>
-          <w:left w:val="single" w:color="F04E1C" w:sz="18" w:space="12"/>
-        </w:pBdr>
-        <w:spacing w:after="120" w:before="120"/>
-        <w:ind w:left="360"/>
-      </w:pPr>
-      <w:r>
-        <w:rPr>
-          <w:rFonts w:ascii="Arial" w:cs="Arial" w:eastAsia="Arial" w:hAnsi="Arial"/>
-          <w:i/>
-          <w:iCs/>
-          <w:color w:val="5A7A9A"/>
-          <w:sz w:val="22"/>
-          <w:szCs w:val="22"/>
-        </w:rPr>
-        <w:t xml:space="preserve">Nota: actualmente solo JuanCho puede crear usuarios desde la consola de servidor (estamos en Stage 1 auth — Credentials con bcrypt). Cuando lleguemos a Stage 3 (OAuth), tú podrás crear usuarios desde la UI directamente.</w:t>
+        <w:t xml:space="preserve">9. Backups y restauración</w:t>
+      </w:r>
+    </w:p>
+    <w:p>
+      <w:pPr>
+        <w:spacing w:after="120" w:line="300"/>
+      </w:pPr>
+      <w:r>
+        <w:rPr>
+          <w:rFonts w:ascii="Arial" w:cs="Arial" w:eastAsia="Arial" w:hAnsi="Arial"/>
+          <w:color w:val="1A2433"/>
+          <w:sz w:val="22"/>
+          <w:szCs w:val="22"/>
+        </w:rPr>
+        <w:t xml:space="preserve">Sistema automático corriendo en VPS. No necesitas hacer nada en el día a día.</w:t>
       </w:r>
     </w:p>
     <w:p>
@@ -2541,121 +2588,121 @@
           <w:sz w:val="22"/>
           <w:szCs w:val="22"/>
         </w:rPr>
-        <w:t xml:space="preserve">Mientras tanto, cuando incorporas un piloto nuevo:</w:t>
-      </w:r>
-    </w:p>
-    <w:p>
-      <w:pPr>
-        <w:pStyle w:val="ListParagraph"/>
-        <w:numPr>
-          <w:ilvl w:val="0"/>
-          <w:numId w:val="3"/>
-        </w:numPr>
-        <w:spacing w:after="80"/>
-      </w:pPr>
-      <w:r>
-        <w:rPr>
-          <w:rFonts w:ascii="Arial" w:cs="Arial" w:eastAsia="Arial" w:hAnsi="Arial"/>
-          <w:color w:val="1A2433"/>
-          <w:sz w:val="22"/>
-          <w:szCs w:val="22"/>
-        </w:rPr>
-        <w:t xml:space="preserve">Recoges sus datos: nombre, email, rol (pilot / coordinator / viewer)</w:t>
-      </w:r>
-    </w:p>
-    <w:p>
-      <w:pPr>
-        <w:pStyle w:val="ListParagraph"/>
-        <w:numPr>
-          <w:ilvl w:val="0"/>
-          <w:numId w:val="3"/>
-        </w:numPr>
-        <w:spacing w:after="80"/>
-      </w:pPr>
-      <w:r>
-        <w:rPr>
-          <w:rFonts w:ascii="Arial" w:cs="Arial" w:eastAsia="Arial" w:hAnsi="Arial"/>
-          <w:color w:val="1A2433"/>
-          <w:sz w:val="22"/>
-          <w:szCs w:val="22"/>
-        </w:rPr>
-        <w:t xml:space="preserve">Mandas a JuanCho: nombre + email + rol</w:t>
-      </w:r>
-    </w:p>
-    <w:p>
-      <w:pPr>
-        <w:pStyle w:val="ListParagraph"/>
-        <w:numPr>
-          <w:ilvl w:val="0"/>
-          <w:numId w:val="3"/>
-        </w:numPr>
-        <w:spacing w:after="80"/>
-      </w:pPr>
-      <w:r>
-        <w:rPr>
-          <w:rFonts w:ascii="Arial" w:cs="Arial" w:eastAsia="Arial" w:hAnsi="Arial"/>
-          <w:color w:val="1A2433"/>
-          <w:sz w:val="22"/>
-          <w:szCs w:val="22"/>
-        </w:rPr>
-        <w:t xml:space="preserve">JuanCho crea el usuario y te pasa la contraseña inicial</w:t>
-      </w:r>
-    </w:p>
-    <w:p>
-      <w:pPr>
-        <w:pStyle w:val="ListParagraph"/>
-        <w:numPr>
-          <w:ilvl w:val="0"/>
-          <w:numId w:val="3"/>
-        </w:numPr>
-        <w:spacing w:after="80"/>
-      </w:pPr>
-      <w:r>
-        <w:rPr>
-          <w:rFonts w:ascii="Arial" w:cs="Arial" w:eastAsia="Arial" w:hAnsi="Arial"/>
-          <w:color w:val="1A2433"/>
-          <w:sz w:val="22"/>
-          <w:szCs w:val="22"/>
-        </w:rPr>
-        <w:t xml:space="preserve">Le pasas la contraseña al piloto por canal seguro (WhatsApp privado)</w:t>
-      </w:r>
-    </w:p>
-    <w:p>
-      <w:pPr>
-        <w:pStyle w:val="ListParagraph"/>
-        <w:numPr>
-          <w:ilvl w:val="0"/>
-          <w:numId w:val="3"/>
-        </w:numPr>
-        <w:spacing w:after="80"/>
-      </w:pPr>
-      <w:r>
-        <w:rPr>
-          <w:rFonts w:ascii="Arial" w:cs="Arial" w:eastAsia="Arial" w:hAnsi="Arial"/>
-          <w:color w:val="1A2433"/>
-          <w:sz w:val="22"/>
-          <w:szCs w:val="22"/>
-        </w:rPr>
-        <w:t xml:space="preserve">Le exiges que la cambie en el primer login</w:t>
-      </w:r>
-    </w:p>
-    <w:p>
-      <w:pPr>
-        <w:pStyle w:val="ListParagraph"/>
-        <w:numPr>
-          <w:ilvl w:val="0"/>
-          <w:numId w:val="3"/>
-        </w:numPr>
-        <w:spacing w:after="80"/>
-      </w:pPr>
-      <w:r>
-        <w:rPr>
-          <w:rFonts w:ascii="Arial" w:cs="Arial" w:eastAsia="Arial" w:hAnsi="Arial"/>
-          <w:color w:val="1A2433"/>
-          <w:sz w:val="22"/>
-          <w:szCs w:val="22"/>
-        </w:rPr>
-        <w:t xml:space="preserve">Tú creas su ficha de Piloto en Flota → Pilotos vinculando ese usuario</w:t>
+        <w:t xml:space="preserve">Configuración:</w:t>
+      </w:r>
+    </w:p>
+    <w:p>
+      <w:pPr>
+        <w:pStyle w:val="ListParagraph"/>
+        <w:numPr>
+          <w:ilvl w:val="0"/>
+          <w:numId w:val="2"/>
+        </w:numPr>
+        <w:spacing w:after="80"/>
+      </w:pPr>
+      <w:r>
+        <w:rPr>
+          <w:rFonts w:ascii="Arial" w:cs="Arial" w:eastAsia="Arial" w:hAnsi="Arial"/>
+          <w:color w:val="1A2433"/>
+          <w:sz w:val="22"/>
+          <w:szCs w:val="22"/>
+        </w:rPr>
+        <w:t xml:space="preserve">Cron: 03:15 UTC todos los días</w:t>
+      </w:r>
+    </w:p>
+    <w:p>
+      <w:pPr>
+        <w:pStyle w:val="ListParagraph"/>
+        <w:numPr>
+          <w:ilvl w:val="0"/>
+          <w:numId w:val="2"/>
+        </w:numPr>
+        <w:spacing w:after="80"/>
+      </w:pPr>
+      <w:r>
+        <w:rPr>
+          <w:rFonts w:ascii="Arial" w:cs="Arial" w:eastAsia="Arial" w:hAnsi="Arial"/>
+          <w:color w:val="1A2433"/>
+          <w:sz w:val="22"/>
+          <w:szCs w:val="22"/>
+        </w:rPr>
+        <w:t xml:space="preserve">Ubicación: /opt/apps/opsmanager/backups/</w:t>
+      </w:r>
+    </w:p>
+    <w:p>
+      <w:pPr>
+        <w:pStyle w:val="ListParagraph"/>
+        <w:numPr>
+          <w:ilvl w:val="0"/>
+          <w:numId w:val="2"/>
+        </w:numPr>
+        <w:spacing w:after="80"/>
+      </w:pPr>
+      <w:r>
+        <w:rPr>
+          <w:rFonts w:ascii="Arial" w:cs="Arial" w:eastAsia="Arial" w:hAnsi="Arial"/>
+          <w:color w:val="1A2433"/>
+          <w:sz w:val="22"/>
+          <w:szCs w:val="22"/>
+        </w:rPr>
+        <w:t xml:space="preserve">Diarios: 14 más recientes (carpeta daily/)</w:t>
+      </w:r>
+    </w:p>
+    <w:p>
+      <w:pPr>
+        <w:pStyle w:val="ListParagraph"/>
+        <w:numPr>
+          <w:ilvl w:val="0"/>
+          <w:numId w:val="2"/>
+        </w:numPr>
+        <w:spacing w:after="80"/>
+      </w:pPr>
+      <w:r>
+        <w:rPr>
+          <w:rFonts w:ascii="Arial" w:cs="Arial" w:eastAsia="Arial" w:hAnsi="Arial"/>
+          <w:color w:val="1A2433"/>
+          <w:sz w:val="22"/>
+          <w:szCs w:val="22"/>
+        </w:rPr>
+        <w:t xml:space="preserve">Semanales: 4 (cada domingo, weekly/)</w:t>
+      </w:r>
+    </w:p>
+    <w:p>
+      <w:pPr>
+        <w:pStyle w:val="ListParagraph"/>
+        <w:numPr>
+          <w:ilvl w:val="0"/>
+          <w:numId w:val="2"/>
+        </w:numPr>
+        <w:spacing w:after="80"/>
+      </w:pPr>
+      <w:r>
+        <w:rPr>
+          <w:rFonts w:ascii="Arial" w:cs="Arial" w:eastAsia="Arial" w:hAnsi="Arial"/>
+          <w:color w:val="1A2433"/>
+          <w:sz w:val="22"/>
+          <w:szCs w:val="22"/>
+        </w:rPr>
+        <w:t xml:space="preserve">Mensuales: 6 (día 1 de cada mes, monthly/)</w:t>
+      </w:r>
+    </w:p>
+    <w:p>
+      <w:pPr>
+        <w:pStyle w:val="ListParagraph"/>
+        <w:numPr>
+          <w:ilvl w:val="0"/>
+          <w:numId w:val="2"/>
+        </w:numPr>
+        <w:spacing w:after="80"/>
+      </w:pPr>
+      <w:r>
+        <w:rPr>
+          <w:rFonts w:ascii="Arial" w:cs="Arial" w:eastAsia="Arial" w:hAnsi="Arial"/>
+          <w:color w:val="1A2433"/>
+          <w:sz w:val="22"/>
+          <w:szCs w:val="22"/>
+        </w:rPr>
+        <w:t xml:space="preserve">Tamaño actual: ~84 KB comprimido por backup (crece con uso)</w:t>
       </w:r>
     </w:p>
     <w:p>
@@ -2672,529 +2719,64 @@
           <w:sz w:val="22"/>
           <w:szCs w:val="22"/>
         </w:rPr>
-        <w:t xml:space="preserve">Roles disponibles:</w:t>
-      </w:r>
-    </w:p>
-    <w:p>
-      <w:pPr>
-        <w:pStyle w:val="ListParagraph"/>
-        <w:numPr>
-          <w:ilvl w:val="0"/>
-          <w:numId w:val="2"/>
-        </w:numPr>
-        <w:spacing w:after="80"/>
-      </w:pPr>
-      <w:r>
-        <w:rPr>
-          <w:rFonts w:ascii="Arial" w:cs="Arial" w:eastAsia="Arial" w:hAnsi="Arial"/>
-          <w:b/>
-          <w:bCs/>
-          <w:color w:val="1A2433"/>
-          <w:sz w:val="22"/>
-          <w:szCs w:val="22"/>
-        </w:rPr>
-        <w:t xml:space="preserve">admin</w:t>
-      </w:r>
-      <w:r>
-        <w:rPr>
-          <w:rFonts w:ascii="Arial" w:cs="Arial" w:eastAsia="Arial" w:hAnsi="Arial"/>
-          <w:color w:val="1A2433"/>
-          <w:sz w:val="22"/>
-          <w:szCs w:val="22"/>
-        </w:rPr>
-        <w:t xml:space="preserve"> — solo SRS / JuanCho</w:t>
-      </w:r>
-    </w:p>
-    <w:p>
-      <w:pPr>
-        <w:pStyle w:val="ListParagraph"/>
-        <w:numPr>
-          <w:ilvl w:val="0"/>
-          <w:numId w:val="2"/>
-        </w:numPr>
-        <w:spacing w:after="80"/>
-      </w:pPr>
-      <w:r>
-        <w:rPr>
-          <w:rFonts w:ascii="Arial" w:cs="Arial" w:eastAsia="Arial" w:hAnsi="Arial"/>
-          <w:b/>
-          <w:bCs/>
-          <w:color w:val="1A2433"/>
-          <w:sz w:val="22"/>
-          <w:szCs w:val="22"/>
-        </w:rPr>
-        <w:t xml:space="preserve">org_admin</w:t>
-      </w:r>
-      <w:r>
-        <w:rPr>
-          <w:rFonts w:ascii="Arial" w:cs="Arial" w:eastAsia="Arial" w:hAnsi="Arial"/>
-          <w:color w:val="1A2433"/>
-          <w:sz w:val="22"/>
-          <w:szCs w:val="22"/>
-        </w:rPr>
-        <w:t xml:space="preserve"> — tú</w:t>
-      </w:r>
-    </w:p>
-    <w:p>
-      <w:pPr>
-        <w:pStyle w:val="ListParagraph"/>
-        <w:numPr>
-          <w:ilvl w:val="0"/>
-          <w:numId w:val="2"/>
-        </w:numPr>
-        <w:spacing w:after="80"/>
-      </w:pPr>
-      <w:r>
-        <w:rPr>
-          <w:rFonts w:ascii="Arial" w:cs="Arial" w:eastAsia="Arial" w:hAnsi="Arial"/>
-          <w:b/>
-          <w:bCs/>
-          <w:color w:val="1A2433"/>
-          <w:sz w:val="22"/>
-          <w:szCs w:val="22"/>
-        </w:rPr>
-        <w:t xml:space="preserve">pilot</w:t>
-      </w:r>
-      <w:r>
-        <w:rPr>
-          <w:rFonts w:ascii="Arial" w:cs="Arial" w:eastAsia="Arial" w:hAnsi="Arial"/>
-          <w:color w:val="1A2433"/>
-          <w:sz w:val="22"/>
-          <w:szCs w:val="22"/>
-        </w:rPr>
-        <w:t xml:space="preserve"> — Fer y resto de pilotos</w:t>
-      </w:r>
-    </w:p>
-    <w:p>
-      <w:pPr>
-        <w:pStyle w:val="ListParagraph"/>
-        <w:numPr>
-          <w:ilvl w:val="0"/>
-          <w:numId w:val="2"/>
-        </w:numPr>
-        <w:spacing w:after="80"/>
-      </w:pPr>
-      <w:r>
-        <w:rPr>
-          <w:rFonts w:ascii="Arial" w:cs="Arial" w:eastAsia="Arial" w:hAnsi="Arial"/>
-          <w:b/>
-          <w:bCs/>
-          <w:color w:val="1A2433"/>
-          <w:sz w:val="22"/>
-          <w:szCs w:val="22"/>
-        </w:rPr>
-        <w:t xml:space="preserve">coordinator</w:t>
-      </w:r>
-      <w:r>
-        <w:rPr>
-          <w:rFonts w:ascii="Arial" w:cs="Arial" w:eastAsia="Arial" w:hAnsi="Arial"/>
-          <w:color w:val="1A2433"/>
-          <w:sz w:val="22"/>
-          <w:szCs w:val="22"/>
-        </w:rPr>
-        <w:t xml:space="preserve"> — coordinador operativo (puede planificar misiones, no firma A.4 técnico)</w:t>
-      </w:r>
-    </w:p>
-    <w:p>
-      <w:pPr>
-        <w:pStyle w:val="ListParagraph"/>
-        <w:numPr>
-          <w:ilvl w:val="0"/>
-          <w:numId w:val="2"/>
-        </w:numPr>
-        <w:spacing w:after="80"/>
-      </w:pPr>
-      <w:r>
-        <w:rPr>
-          <w:rFonts w:ascii="Arial" w:cs="Arial" w:eastAsia="Arial" w:hAnsi="Arial"/>
-          <w:b/>
-          <w:bCs/>
-          <w:color w:val="1A2433"/>
-          <w:sz w:val="22"/>
-          <w:szCs w:val="22"/>
-        </w:rPr>
-        <w:t xml:space="preserve">viewer</w:t>
-      </w:r>
-      <w:r>
-        <w:rPr>
-          <w:rFonts w:ascii="Arial" w:cs="Arial" w:eastAsia="Arial" w:hAnsi="Arial"/>
-          <w:color w:val="1A2433"/>
-          <w:sz w:val="22"/>
-          <w:szCs w:val="22"/>
-        </w:rPr>
-        <w:t xml:space="preserve"> — solo lectura, ej cliente externo</w:t>
-      </w:r>
-    </w:p>
-    <w:p>
-      <w:pPr>
-        <w:pStyle w:val="Heading1"/>
-        <w:pBdr>
-          <w:bottom w:val="single" w:color="0C9FD8" w:sz="12" w:space="4"/>
-        </w:pBdr>
-        <w:spacing w:after="200" w:before="360"/>
-      </w:pPr>
-      <w:r>
-        <w:rPr>
-          <w:rFonts w:ascii="Arial" w:cs="Arial" w:eastAsia="Arial" w:hAnsi="Arial"/>
-          <w:b/>
-          <w:bCs/>
-          <w:color w:val="0D1520"/>
-          <w:sz w:val="32"/>
-          <w:szCs w:val="32"/>
-        </w:rPr>
-        <w:t xml:space="preserve">8. Analytics — visión comercial</w:t>
-      </w:r>
-    </w:p>
-    <w:p>
-      <w:pPr>
-        <w:spacing w:after="120" w:line="300"/>
-      </w:pPr>
-      <w:r>
-        <w:rPr>
-          <w:rFonts w:ascii="Arial" w:cs="Arial" w:eastAsia="Arial" w:hAnsi="Arial"/>
-          <w:color w:val="1A2433"/>
-          <w:sz w:val="22"/>
-          <w:szCs w:val="22"/>
-        </w:rPr>
-        <w:t xml:space="preserve">Pestaña Analytics.</w:t>
-      </w:r>
-    </w:p>
-    <w:p>
-      <w:pPr>
-        <w:pStyle w:val="Heading3"/>
-        <w:spacing w:after="100" w:before="200"/>
-      </w:pPr>
-      <w:r>
-        <w:rPr>
-          <w:rFonts w:ascii="Arial" w:cs="Arial" w:eastAsia="Arial" w:hAnsi="Arial"/>
-          <w:b/>
-          <w:bCs/>
-          <w:color w:val="0D1520"/>
-          <w:sz w:val="22"/>
-          <w:szCs w:val="22"/>
-        </w:rPr>
-        <w:t xml:space="preserve">Métricas que te interesan:</w:t>
-      </w:r>
-    </w:p>
-    <w:p>
-      <w:pPr>
-        <w:pStyle w:val="ListParagraph"/>
-        <w:numPr>
-          <w:ilvl w:val="0"/>
-          <w:numId w:val="2"/>
-        </w:numPr>
-        <w:spacing w:after="80"/>
-      </w:pPr>
-      <w:r>
-        <w:rPr>
-          <w:rFonts w:ascii="Arial" w:cs="Arial" w:eastAsia="Arial" w:hAnsi="Arial"/>
-          <w:color w:val="1A2433"/>
-          <w:sz w:val="22"/>
-          <w:szCs w:val="22"/>
-        </w:rPr>
-        <w:t xml:space="preserve">Total misiones por mes</w:t>
-      </w:r>
-    </w:p>
-    <w:p>
-      <w:pPr>
-        <w:pStyle w:val="ListParagraph"/>
-        <w:numPr>
-          <w:ilvl w:val="0"/>
-          <w:numId w:val="2"/>
-        </w:numPr>
-        <w:spacing w:after="80"/>
-      </w:pPr>
-      <w:r>
-        <w:rPr>
-          <w:rFonts w:ascii="Arial" w:cs="Arial" w:eastAsia="Arial" w:hAnsi="Arial"/>
-          <w:color w:val="1A2433"/>
-          <w:sz w:val="22"/>
-          <w:szCs w:val="22"/>
-        </w:rPr>
-        <w:t xml:space="preserve">Distribución por estado (cuántas completadas vs abortadas)</w:t>
-      </w:r>
-    </w:p>
-    <w:p>
-      <w:pPr>
-        <w:pStyle w:val="ListParagraph"/>
-        <w:numPr>
-          <w:ilvl w:val="0"/>
-          <w:numId w:val="2"/>
-        </w:numPr>
-        <w:spacing w:after="80"/>
-      </w:pPr>
-      <w:r>
-        <w:rPr>
-          <w:rFonts w:ascii="Arial" w:cs="Arial" w:eastAsia="Arial" w:hAnsi="Arial"/>
-          <w:color w:val="1A2433"/>
-          <w:sz w:val="22"/>
-          <w:szCs w:val="22"/>
-        </w:rPr>
-        <w:t xml:space="preserve">Horas vuelo total por piloto</w:t>
-      </w:r>
-    </w:p>
-    <w:p>
-      <w:pPr>
-        <w:pStyle w:val="ListParagraph"/>
-        <w:numPr>
-          <w:ilvl w:val="0"/>
-          <w:numId w:val="2"/>
-        </w:numPr>
-        <w:spacing w:after="80"/>
-      </w:pPr>
-      <w:r>
-        <w:rPr>
-          <w:rFonts w:ascii="Arial" w:cs="Arial" w:eastAsia="Arial" w:hAnsi="Arial"/>
-          <w:color w:val="1A2433"/>
-          <w:sz w:val="22"/>
-          <w:szCs w:val="22"/>
-        </w:rPr>
-        <w:t xml:space="preserve">Drone más utilizado</w:t>
-      </w:r>
-    </w:p>
-    <w:p>
-      <w:pPr>
-        <w:pStyle w:val="ListParagraph"/>
-        <w:numPr>
-          <w:ilvl w:val="0"/>
-          <w:numId w:val="2"/>
-        </w:numPr>
-        <w:spacing w:after="80"/>
-      </w:pPr>
-      <w:r>
-        <w:rPr>
-          <w:rFonts w:ascii="Arial" w:cs="Arial" w:eastAsia="Arial" w:hAnsi="Arial"/>
-          <w:color w:val="1A2433"/>
-          <w:sz w:val="22"/>
-          <w:szCs w:val="22"/>
-        </w:rPr>
-        <w:t xml:space="preserve">Distribución geográfica (heatmap futuro)</w:t>
-      </w:r>
-    </w:p>
-    <w:p>
-      <w:pPr>
-        <w:pStyle w:val="Heading3"/>
-        <w:spacing w:after="100" w:before="200"/>
-      </w:pPr>
-      <w:r>
-        <w:rPr>
-          <w:rFonts w:ascii="Arial" w:cs="Arial" w:eastAsia="Arial" w:hAnsi="Arial"/>
-          <w:b/>
-          <w:bCs/>
-          <w:color w:val="0D1520"/>
-          <w:sz w:val="22"/>
-          <w:szCs w:val="22"/>
-        </w:rPr>
-        <w:t xml:space="preserve">Útil para:</w:t>
-      </w:r>
-    </w:p>
-    <w:p>
-      <w:pPr>
-        <w:pStyle w:val="ListParagraph"/>
-        <w:numPr>
-          <w:ilvl w:val="0"/>
-          <w:numId w:val="2"/>
-        </w:numPr>
-        <w:spacing w:after="80"/>
-      </w:pPr>
-      <w:r>
-        <w:rPr>
-          <w:rFonts w:ascii="Arial" w:cs="Arial" w:eastAsia="Arial" w:hAnsi="Arial"/>
-          <w:color w:val="1A2433"/>
-          <w:sz w:val="22"/>
-          <w:szCs w:val="22"/>
-        </w:rPr>
-        <w:t xml:space="preserve">Reportes mensuales internos a Skypro360</w:t>
-      </w:r>
-    </w:p>
-    <w:p>
-      <w:pPr>
-        <w:pStyle w:val="ListParagraph"/>
-        <w:numPr>
-          <w:ilvl w:val="0"/>
-          <w:numId w:val="2"/>
-        </w:numPr>
-        <w:spacing w:after="80"/>
-      </w:pPr>
-      <w:r>
-        <w:rPr>
-          <w:rFonts w:ascii="Arial" w:cs="Arial" w:eastAsia="Arial" w:hAnsi="Arial"/>
-          <w:color w:val="1A2433"/>
-          <w:sz w:val="22"/>
-          <w:szCs w:val="22"/>
-        </w:rPr>
-        <w:t xml:space="preserve">Justificar amortización de drones</w:t>
-      </w:r>
-    </w:p>
-    <w:p>
-      <w:pPr>
-        <w:pStyle w:val="ListParagraph"/>
-        <w:numPr>
-          <w:ilvl w:val="0"/>
-          <w:numId w:val="2"/>
-        </w:numPr>
-        <w:spacing w:after="80"/>
-      </w:pPr>
-      <w:r>
-        <w:rPr>
-          <w:rFonts w:ascii="Arial" w:cs="Arial" w:eastAsia="Arial" w:hAnsi="Arial"/>
-          <w:color w:val="1A2433"/>
-          <w:sz w:val="22"/>
-          <w:szCs w:val="22"/>
-        </w:rPr>
-        <w:t xml:space="preserve">Dimensionar plantilla de pilotos</w:t>
-      </w:r>
-    </w:p>
-    <w:p>
-      <w:pPr>
-        <w:pStyle w:val="ListParagraph"/>
-        <w:numPr>
-          <w:ilvl w:val="0"/>
-          <w:numId w:val="2"/>
-        </w:numPr>
-        <w:spacing w:after="80"/>
-      </w:pPr>
-      <w:r>
-        <w:rPr>
-          <w:rFonts w:ascii="Arial" w:cs="Arial" w:eastAsia="Arial" w:hAnsi="Arial"/>
-          <w:color w:val="1A2433"/>
-          <w:sz w:val="22"/>
-          <w:szCs w:val="22"/>
-        </w:rPr>
-        <w:t xml:space="preserve">Identificar tendencias</w:t>
-      </w:r>
-    </w:p>
-    <w:p>
-      <w:pPr>
-        <w:pStyle w:val="Heading1"/>
-        <w:pBdr>
-          <w:bottom w:val="single" w:color="0C9FD8" w:sz="12" w:space="4"/>
-        </w:pBdr>
-        <w:spacing w:after="200" w:before="360"/>
-      </w:pPr>
-      <w:r>
-        <w:rPr>
-          <w:rFonts w:ascii="Arial" w:cs="Arial" w:eastAsia="Arial" w:hAnsi="Arial"/>
-          <w:b/>
-          <w:bCs/>
-          <w:color w:val="0D1520"/>
-          <w:sz w:val="32"/>
-          <w:szCs w:val="32"/>
-        </w:rPr>
-        <w:t xml:space="preserve">9. Configuración del tenant</w:t>
-      </w:r>
-    </w:p>
-    <w:p>
-      <w:pPr>
-        <w:pBdr>
-          <w:left w:val="single" w:color="F04E1C" w:sz="18" w:space="12"/>
-        </w:pBdr>
-        <w:spacing w:after="120" w:before="120"/>
-        <w:ind w:left="360"/>
-      </w:pPr>
-      <w:r>
-        <w:rPr>
-          <w:rFonts w:ascii="Arial" w:cs="Arial" w:eastAsia="Arial" w:hAnsi="Arial"/>
-          <w:i/>
-          <w:iCs/>
-          <w:color w:val="5A7A9A"/>
-          <w:sz w:val="22"/>
-          <w:szCs w:val="22"/>
-        </w:rPr>
-        <w:t xml:space="preserve">Stage 1: configuración del tenant todavía no tiene UI dedicada. Los datos del operador (nombre comercial, NIF, dirección, responsable de operaciones) se editan vía JuanCho hasta Stage 3.</w:t>
-      </w:r>
-    </w:p>
-    <w:p>
-      <w:pPr>
-        <w:pStyle w:val="Heading3"/>
-        <w:spacing w:after="100" w:before="200"/>
-      </w:pPr>
-      <w:r>
-        <w:rPr>
-          <w:rFonts w:ascii="Arial" w:cs="Arial" w:eastAsia="Arial" w:hAnsi="Arial"/>
-          <w:b/>
-          <w:bCs/>
-          <w:color w:val="0D1520"/>
-          <w:sz w:val="22"/>
-          <w:szCs w:val="22"/>
-        </w:rPr>
-        <w:t xml:space="preserve">Lo que SÍ controlas tú:</w:t>
-      </w:r>
-    </w:p>
-    <w:p>
-      <w:pPr>
-        <w:pStyle w:val="ListParagraph"/>
-        <w:numPr>
-          <w:ilvl w:val="0"/>
-          <w:numId w:val="2"/>
-        </w:numPr>
-        <w:spacing w:after="80"/>
-      </w:pPr>
-      <w:r>
-        <w:rPr>
-          <w:rFonts w:ascii="Arial" w:cs="Arial" w:eastAsia="Arial" w:hAnsi="Arial"/>
-          <w:color w:val="1A2433"/>
-          <w:sz w:val="22"/>
-          <w:szCs w:val="22"/>
-        </w:rPr>
-        <w:t xml:space="preserve">Drones (alta/baja)</w:t>
-      </w:r>
-    </w:p>
-    <w:p>
-      <w:pPr>
-        <w:pStyle w:val="ListParagraph"/>
-        <w:numPr>
-          <w:ilvl w:val="0"/>
-          <w:numId w:val="2"/>
-        </w:numPr>
-        <w:spacing w:after="80"/>
-      </w:pPr>
-      <w:r>
-        <w:rPr>
-          <w:rFonts w:ascii="Arial" w:cs="Arial" w:eastAsia="Arial" w:hAnsi="Arial"/>
-          <w:color w:val="1A2433"/>
-          <w:sz w:val="22"/>
-          <w:szCs w:val="22"/>
-        </w:rPr>
-        <w:t xml:space="preserve">Pilotos (alta/baja, edición certificaciones)</w:t>
-      </w:r>
-    </w:p>
-    <w:p>
-      <w:pPr>
-        <w:pStyle w:val="ListParagraph"/>
-        <w:numPr>
-          <w:ilvl w:val="0"/>
-          <w:numId w:val="2"/>
-        </w:numPr>
-        <w:spacing w:after="80"/>
-      </w:pPr>
-      <w:r>
-        <w:rPr>
-          <w:rFonts w:ascii="Arial" w:cs="Arial" w:eastAsia="Arial" w:hAnsi="Arial"/>
-          <w:color w:val="1A2433"/>
-          <w:sz w:val="22"/>
-          <w:szCs w:val="22"/>
-        </w:rPr>
-        <w:t xml:space="preserve">Misiones (supervisión, cancelación)</w:t>
-      </w:r>
-    </w:p>
-    <w:p>
-      <w:pPr>
-        <w:pStyle w:val="ListParagraph"/>
-        <w:numPr>
-          <w:ilvl w:val="0"/>
-          <w:numId w:val="2"/>
-        </w:numPr>
-        <w:spacing w:after="80"/>
-      </w:pPr>
-      <w:r>
-        <w:rPr>
-          <w:rFonts w:ascii="Arial" w:cs="Arial" w:eastAsia="Arial" w:hAnsi="Arial"/>
-          <w:color w:val="1A2433"/>
-          <w:sz w:val="22"/>
-          <w:szCs w:val="22"/>
-        </w:rPr>
-        <w:t xml:space="preserve">Compliance (firmas, dossiers)</w:t>
+        <w:t xml:space="preserve">Si necesitas restaurar:</w:t>
+      </w:r>
+    </w:p>
+    <w:p>
+      <w:pPr>
+        <w:pStyle w:val="ListParagraph"/>
+        <w:numPr>
+          <w:ilvl w:val="0"/>
+          <w:numId w:val="3"/>
+        </w:numPr>
+        <w:spacing w:after="80"/>
+      </w:pPr>
+      <w:r>
+        <w:rPr>
+          <w:rFonts w:ascii="Arial" w:cs="Arial" w:eastAsia="Arial" w:hAnsi="Arial"/>
+          <w:color w:val="1A2433"/>
+          <w:sz w:val="22"/>
+          <w:szCs w:val="22"/>
+        </w:rPr>
+        <w:t xml:space="preserve">Avisa a JuanCho — no lo hagas tú directamente (es operación destructiva)</w:t>
+      </w:r>
+    </w:p>
+    <w:p>
+      <w:pPr>
+        <w:pStyle w:val="ListParagraph"/>
+        <w:numPr>
+          <w:ilvl w:val="0"/>
+          <w:numId w:val="3"/>
+        </w:numPr>
+        <w:spacing w:after="80"/>
+      </w:pPr>
+      <w:r>
+        <w:rPr>
+          <w:rFonts w:ascii="Arial" w:cs="Arial" w:eastAsia="Arial" w:hAnsi="Arial"/>
+          <w:color w:val="1A2433"/>
+          <w:sz w:val="22"/>
+          <w:szCs w:val="22"/>
+        </w:rPr>
+        <w:t xml:space="preserve">JuanCho ejecuta /opt/apps/opsmanager/ops/restore-postgres.sh &lt;archivo&gt;</w:t>
+      </w:r>
+    </w:p>
+    <w:p>
+      <w:pPr>
+        <w:pStyle w:val="ListParagraph"/>
+        <w:numPr>
+          <w:ilvl w:val="0"/>
+          <w:numId w:val="3"/>
+        </w:numPr>
+        <w:spacing w:after="80"/>
+      </w:pPr>
+      <w:r>
+        <w:rPr>
+          <w:rFonts w:ascii="Arial" w:cs="Arial" w:eastAsia="Arial" w:hAnsi="Arial"/>
+          <w:color w:val="1A2433"/>
+          <w:sz w:val="22"/>
+          <w:szCs w:val="22"/>
+        </w:rPr>
+        <w:t xml:space="preserve">El script crea un safety backup pre-operación por si hay que revertir</w:t>
       </w:r>
     </w:p>
     <w:p>
@@ -3481,7 +3063,7 @@
                 <w:sz w:val="20"/>
                 <w:szCs w:val="20"/>
               </w:rPr>
-              <w:t xml:space="preserve">Echar un vistazo al cockpit (1 minuto) — ¿hay misiones in_flight? ¿alertas nuevas?</w:t>
+              <w:t xml:space="preserve">Vistazo al cockpit (1 minuto) — ¿hay misiones in_flight? ¿alertas nuevas?</w:t>
             </w:r>
           </w:p>
         </w:tc>
@@ -3543,7 +3125,7 @@
                 <w:sz w:val="20"/>
                 <w:szCs w:val="20"/>
               </w:rPr>
-              <w:t xml:space="preserve">Generar PDFs dossier de todas las misiones completadas del mes y archivar</w:t>
+              <w:t xml:space="preserve">Generar PDFs dossier de todas las misiones completadas</w:t>
             </w:r>
           </w:p>
         </w:tc>
@@ -3726,26 +3308,26 @@
           <w:sz w:val="22"/>
           <w:szCs w:val="22"/>
         </w:rPr>
-        <w:t xml:space="preserve">Verifica: ¿tiene drone asignado? ¿tiene piloto asignado? ¿está el A.4 firmado?</w:t>
-      </w:r>
-    </w:p>
-    <w:p>
-      <w:pPr>
-        <w:pStyle w:val="ListParagraph"/>
-        <w:numPr>
-          <w:ilvl w:val="0"/>
-          <w:numId w:val="2"/>
-        </w:numPr>
-        <w:spacing w:after="80"/>
-      </w:pPr>
-      <w:r>
-        <w:rPr>
-          <w:rFonts w:ascii="Arial" w:cs="Arial" w:eastAsia="Arial" w:hAnsi="Arial"/>
-          <w:color w:val="1A2433"/>
-          <w:sz w:val="22"/>
-          <w:szCs w:val="22"/>
-        </w:rPr>
-        <w:t xml:space="preserve">Si falta algo → tienes que decirle qué falta y dejar que él lo arregle</w:t>
+        <w:t xml:space="preserve">Verifica: ¿drone asignado? ¿piloto asignado? ¿A.4 firmado?</w:t>
+      </w:r>
+    </w:p>
+    <w:p>
+      <w:pPr>
+        <w:pStyle w:val="ListParagraph"/>
+        <w:numPr>
+          <w:ilvl w:val="0"/>
+          <w:numId w:val="2"/>
+        </w:numPr>
+        <w:spacing w:after="80"/>
+      </w:pPr>
+      <w:r>
+        <w:rPr>
+          <w:rFonts w:ascii="Arial" w:cs="Arial" w:eastAsia="Arial" w:hAnsi="Arial"/>
+          <w:color w:val="1A2433"/>
+          <w:sz w:val="22"/>
+          <w:szCs w:val="22"/>
+        </w:rPr>
+        <w:t xml:space="preserve">Si falta algo → dile qué falta y deja que él lo arregle</w:t>
       </w:r>
     </w:p>
     <w:p>
@@ -3781,45 +3363,45 @@
           <w:sz w:val="22"/>
           <w:szCs w:val="22"/>
         </w:rPr>
-        <w:t xml:space="preserve">Le pides foto del nuevo certificado</w:t>
-      </w:r>
-    </w:p>
-    <w:p>
-      <w:pPr>
-        <w:pStyle w:val="ListParagraph"/>
-        <w:numPr>
-          <w:ilvl w:val="0"/>
-          <w:numId w:val="2"/>
-        </w:numPr>
-        <w:spacing w:after="80"/>
-      </w:pPr>
-      <w:r>
-        <w:rPr>
-          <w:rFonts w:ascii="Arial" w:cs="Arial" w:eastAsia="Arial" w:hAnsi="Arial"/>
-          <w:color w:val="1A2433"/>
-          <w:sz w:val="22"/>
-          <w:szCs w:val="22"/>
-        </w:rPr>
-        <w:t xml:space="preserve">Editas su ficha en Flota → Pilotos → cambias fecha vencimiento</w:t>
-      </w:r>
-    </w:p>
-    <w:p>
-      <w:pPr>
-        <w:pStyle w:val="ListParagraph"/>
-        <w:numPr>
-          <w:ilvl w:val="0"/>
-          <w:numId w:val="2"/>
-        </w:numPr>
-        <w:spacing w:after="80"/>
-      </w:pPr>
-      <w:r>
-        <w:rPr>
-          <w:rFonts w:ascii="Arial" w:cs="Arial" w:eastAsia="Arial" w:hAnsi="Arial"/>
-          <w:color w:val="1A2433"/>
-          <w:sz w:val="22"/>
-          <w:szCs w:val="22"/>
-        </w:rPr>
-        <w:t xml:space="preserve">Si el estado quedó en expired, lo pasas a valid</w:t>
+        <w:t xml:space="preserve">Pide foto del nuevo certificado</w:t>
+      </w:r>
+    </w:p>
+    <w:p>
+      <w:pPr>
+        <w:pStyle w:val="ListParagraph"/>
+        <w:numPr>
+          <w:ilvl w:val="0"/>
+          <w:numId w:val="2"/>
+        </w:numPr>
+        <w:spacing w:after="80"/>
+      </w:pPr>
+      <w:r>
+        <w:rPr>
+          <w:rFonts w:ascii="Arial" w:cs="Arial" w:eastAsia="Arial" w:hAnsi="Arial"/>
+          <w:color w:val="1A2433"/>
+          <w:sz w:val="22"/>
+          <w:szCs w:val="22"/>
+        </w:rPr>
+        <w:t xml:space="preserve">Edita su ficha → cambias fecha vencimiento</w:t>
+      </w:r>
+    </w:p>
+    <w:p>
+      <w:pPr>
+        <w:pStyle w:val="ListParagraph"/>
+        <w:numPr>
+          <w:ilvl w:val="0"/>
+          <w:numId w:val="2"/>
+        </w:numPr>
+        <w:spacing w:after="80"/>
+      </w:pPr>
+      <w:r>
+        <w:rPr>
+          <w:rFonts w:ascii="Arial" w:cs="Arial" w:eastAsia="Arial" w:hAnsi="Arial"/>
+          <w:color w:val="1A2433"/>
+          <w:sz w:val="22"/>
+          <w:szCs w:val="22"/>
+        </w:rPr>
+        <w:t xml:space="preserve">Si estado quedó expired, lo pasas a valid</w:t>
       </w:r>
     </w:p>
     <w:p>
@@ -3836,64 +3418,64 @@
           <w:sz w:val="26"/>
           <w:szCs w:val="26"/>
         </w:rPr>
-        <w:t xml:space="preserve">Caso 3: "El mapa no carga NOTAMs"</w:t>
-      </w:r>
-    </w:p>
-    <w:p>
-      <w:pPr>
-        <w:pStyle w:val="ListParagraph"/>
-        <w:numPr>
-          <w:ilvl w:val="0"/>
-          <w:numId w:val="2"/>
-        </w:numPr>
-        <w:spacing w:after="80"/>
-      </w:pPr>
-      <w:r>
-        <w:rPr>
-          <w:rFonts w:ascii="Arial" w:cs="Arial" w:eastAsia="Arial" w:hAnsi="Arial"/>
-          <w:color w:val="1A2433"/>
-          <w:sz w:val="22"/>
-          <w:szCs w:val="22"/>
-        </w:rPr>
-        <w:t xml:space="preserve">Refrescar (Ctrl+R)</w:t>
-      </w:r>
-    </w:p>
-    <w:p>
-      <w:pPr>
-        <w:pStyle w:val="ListParagraph"/>
-        <w:numPr>
-          <w:ilvl w:val="0"/>
-          <w:numId w:val="2"/>
-        </w:numPr>
-        <w:spacing w:after="80"/>
-      </w:pPr>
-      <w:r>
-        <w:rPr>
-          <w:rFonts w:ascii="Arial" w:cs="Arial" w:eastAsia="Arial" w:hAnsi="Arial"/>
-          <w:color w:val="1A2433"/>
-          <w:sz w:val="22"/>
-          <w:szCs w:val="22"/>
-        </w:rPr>
-        <w:t xml:space="preserve">Si persiste: revisar https://www.enaire.es/notams (fuente upstream — si está caída, la nuestra también)</w:t>
-      </w:r>
-    </w:p>
-    <w:p>
-      <w:pPr>
-        <w:pStyle w:val="ListParagraph"/>
-        <w:numPr>
-          <w:ilvl w:val="0"/>
-          <w:numId w:val="2"/>
-        </w:numPr>
-        <w:spacing w:after="80"/>
-      </w:pPr>
-      <w:r>
-        <w:rPr>
-          <w:rFonts w:ascii="Arial" w:cs="Arial" w:eastAsia="Arial" w:hAnsi="Arial"/>
-          <w:color w:val="1A2433"/>
-          <w:sz w:val="22"/>
-          <w:szCs w:val="22"/>
-        </w:rPr>
-        <w:t xml:space="preserve">Avisar JuanCho</w:t>
+        <w:t xml:space="preserve">Caso 3: "Olvidé mi contraseña"</w:t>
+      </w:r>
+    </w:p>
+    <w:p>
+      <w:pPr>
+        <w:pStyle w:val="ListParagraph"/>
+        <w:numPr>
+          <w:ilvl w:val="0"/>
+          <w:numId w:val="2"/>
+        </w:numPr>
+        <w:spacing w:after="80"/>
+      </w:pPr>
+      <w:r>
+        <w:rPr>
+          <w:rFonts w:ascii="Arial" w:cs="Arial" w:eastAsia="Arial" w:hAnsi="Arial"/>
+          <w:color w:val="1A2433"/>
+          <w:sz w:val="22"/>
+          <w:szCs w:val="22"/>
+        </w:rPr>
+        <w:t xml:space="preserve">Dile que use el enlace «¿Olvidaste tu contraseña?» en el login</w:t>
+      </w:r>
+    </w:p>
+    <w:p>
+      <w:pPr>
+        <w:pStyle w:val="ListParagraph"/>
+        <w:numPr>
+          <w:ilvl w:val="0"/>
+          <w:numId w:val="2"/>
+        </w:numPr>
+        <w:spacing w:after="80"/>
+      </w:pPr>
+      <w:r>
+        <w:rPr>
+          <w:rFonts w:ascii="Arial" w:cs="Arial" w:eastAsia="Arial" w:hAnsi="Arial"/>
+          <w:color w:val="1A2433"/>
+          <w:sz w:val="22"/>
+          <w:szCs w:val="22"/>
+        </w:rPr>
+        <w:t xml:space="preserve">Le llega email con enlace temporal (1h)</w:t>
+      </w:r>
+    </w:p>
+    <w:p>
+      <w:pPr>
+        <w:pStyle w:val="ListParagraph"/>
+        <w:numPr>
+          <w:ilvl w:val="0"/>
+          <w:numId w:val="2"/>
+        </w:numPr>
+        <w:spacing w:after="80"/>
+      </w:pPr>
+      <w:r>
+        <w:rPr>
+          <w:rFonts w:ascii="Arial" w:cs="Arial" w:eastAsia="Arial" w:hAnsi="Arial"/>
+          <w:color w:val="1A2433"/>
+          <w:sz w:val="22"/>
+          <w:szCs w:val="22"/>
+        </w:rPr>
+        <w:t xml:space="preserve">Si no le llega, revisa email en su ficha</w:t>
       </w:r>
     </w:p>
     <w:p>
@@ -3910,45 +3492,45 @@
           <w:sz w:val="26"/>
           <w:szCs w:val="26"/>
         </w:rPr>
-        <w:t xml:space="preserve">Caso 4: "Olvidé mi contraseña"</w:t>
-      </w:r>
-    </w:p>
-    <w:p>
-      <w:pPr>
-        <w:pStyle w:val="ListParagraph"/>
-        <w:numPr>
-          <w:ilvl w:val="0"/>
-          <w:numId w:val="2"/>
-        </w:numPr>
-        <w:spacing w:after="80"/>
-      </w:pPr>
-      <w:r>
-        <w:rPr>
-          <w:rFonts w:ascii="Arial" w:cs="Arial" w:eastAsia="Arial" w:hAnsi="Arial"/>
-          <w:color w:val="1A2433"/>
-          <w:sz w:val="22"/>
-          <w:szCs w:val="22"/>
-        </w:rPr>
-        <w:t xml:space="preserve">Stage 1: pasarle a JuanCho para reset manual</w:t>
-      </w:r>
-    </w:p>
-    <w:p>
-      <w:pPr>
-        <w:pStyle w:val="ListParagraph"/>
-        <w:numPr>
-          <w:ilvl w:val="0"/>
-          <w:numId w:val="2"/>
-        </w:numPr>
-        <w:spacing w:after="80"/>
-      </w:pPr>
-      <w:r>
-        <w:rPr>
-          <w:rFonts w:ascii="Arial" w:cs="Arial" w:eastAsia="Arial" w:hAnsi="Arial"/>
-          <w:color w:val="1A2433"/>
-          <w:sz w:val="22"/>
-          <w:szCs w:val="22"/>
-        </w:rPr>
-        <w:t xml:space="preserve">Stage 3+ (futuro): ellos podrán hacer reset automático por email</w:t>
+        <w:t xml:space="preserve">Caso 4: "No me deja crear una misión"</w:t>
+      </w:r>
+    </w:p>
+    <w:p>
+      <w:pPr>
+        <w:pStyle w:val="ListParagraph"/>
+        <w:numPr>
+          <w:ilvl w:val="0"/>
+          <w:numId w:val="2"/>
+        </w:numPr>
+        <w:spacing w:after="80"/>
+      </w:pPr>
+      <w:r>
+        <w:rPr>
+          <w:rFonts w:ascii="Arial" w:cs="Arial" w:eastAsia="Arial" w:hAnsi="Arial"/>
+          <w:color w:val="1A2433"/>
+          <w:sz w:val="22"/>
+          <w:szCs w:val="22"/>
+        </w:rPr>
+        <w:t xml:space="preserve">Como pilot no puede crear misiones (solo coordinator/admin)</w:t>
+      </w:r>
+    </w:p>
+    <w:p>
+      <w:pPr>
+        <w:pStyle w:val="ListParagraph"/>
+        <w:numPr>
+          <w:ilvl w:val="0"/>
+          <w:numId w:val="2"/>
+        </w:numPr>
+        <w:spacing w:after="80"/>
+      </w:pPr>
+      <w:r>
+        <w:rPr>
+          <w:rFonts w:ascii="Arial" w:cs="Arial" w:eastAsia="Arial" w:hAnsi="Arial"/>
+          <w:color w:val="1A2433"/>
+          <w:sz w:val="22"/>
+          <w:szCs w:val="22"/>
+        </w:rPr>
+        <w:t xml:space="preserve">Crea tú la misión y asígnala a él</w:t>
       </w:r>
     </w:p>
     <w:p>
@@ -3984,26 +3566,26 @@
           <w:sz w:val="22"/>
           <w:szCs w:val="22"/>
         </w:rPr>
-        <w:t xml:space="preserve">Verificar que TODOS los formularios A.4–A.8 que apliquen están firmados</w:t>
-      </w:r>
-    </w:p>
-    <w:p>
-      <w:pPr>
-        <w:pStyle w:val="ListParagraph"/>
-        <w:numPr>
-          <w:ilvl w:val="0"/>
-          <w:numId w:val="2"/>
-        </w:numPr>
-        <w:spacing w:after="80"/>
-      </w:pPr>
-      <w:r>
-        <w:rPr>
-          <w:rFonts w:ascii="Arial" w:cs="Arial" w:eastAsia="Arial" w:hAnsi="Arial"/>
-          <w:color w:val="1A2433"/>
-          <w:sz w:val="22"/>
-          <w:szCs w:val="22"/>
-        </w:rPr>
-        <w:t xml:space="preserve">Si una sección falta y debería estar → puede ser bug, captura + JuanCho</w:t>
+        <w:t xml:space="preserve">Verifica que todos los formularios A.4–A.8 que apliquen están firmados</w:t>
+      </w:r>
+    </w:p>
+    <w:p>
+      <w:pPr>
+        <w:pStyle w:val="ListParagraph"/>
+        <w:numPr>
+          <w:ilvl w:val="0"/>
+          <w:numId w:val="2"/>
+        </w:numPr>
+        <w:spacing w:after="80"/>
+      </w:pPr>
+      <w:r>
+        <w:rPr>
+          <w:rFonts w:ascii="Arial" w:cs="Arial" w:eastAsia="Arial" w:hAnsi="Arial"/>
+          <w:color w:val="1A2433"/>
+          <w:sz w:val="22"/>
+          <w:szCs w:val="22"/>
+        </w:rPr>
+        <w:t xml:space="preserve">Si una sección falta → captura + JuanCho</w:t>
       </w:r>
     </w:p>
     <w:p>
@@ -4042,7 +3624,7 @@
           <w:sz w:val="22"/>
           <w:szCs w:val="22"/>
         </w:rPr>
-        <w:t xml:space="preserve">Nunca borres datos manualmente — todo lo que se borra deja rastro en audit log, pero recuperar es lento</w:t>
+        <w:t xml:space="preserve">Nunca borres datos manualmente — todo deja audit log</w:t>
       </w:r>
     </w:p>
     <w:p>
@@ -4080,7 +3662,7 @@
           <w:sz w:val="22"/>
           <w:szCs w:val="22"/>
         </w:rPr>
-        <w:t xml:space="preserve">No compartas credenciales — cada usuario su login. Si dos personas entran con la misma cuenta, no sabemos quién hizo qué</w:t>
+        <w:t xml:space="preserve">No compartas credenciales — cada usuario su login</w:t>
       </w:r>
     </w:p>
     <w:p>
@@ -4099,7 +3681,7 @@
           <w:sz w:val="22"/>
           <w:szCs w:val="22"/>
         </w:rPr>
-        <w:t xml:space="preserve">Los dossiers PDF son entregables — guárdalos con la misma seriedad que un contrato</w:t>
+        <w:t xml:space="preserve">Los dossiers PDF son entregables AESA — guárdalos con la misma seriedad que un contrato</w:t>
       </w:r>
     </w:p>
     <w:p>
@@ -4118,7 +3700,7 @@
           <w:sz w:val="22"/>
           <w:szCs w:val="22"/>
         </w:rPr>
-        <w:t xml:space="preserve">Las alertas BOE son tu sistema de aviso temprano — un cambio regulatorio ignorado puede costar cara la siguiente auditoría AESA</w:t>
+        <w:t xml:space="preserve">Las alertas BOE son tu sistema de aviso temprano — un cambio regulatorio ignorado puede costar caro</w:t>
       </w:r>
     </w:p>
     <w:p>
@@ -4251,7 +3833,7 @@
                 <w:sz w:val="20"/>
                 <w:szCs w:val="20"/>
               </w:rPr>
-              <w:t xml:space="preserve">Roles UI estricto</w:t>
+              <w:t xml:space="preserve">Telemetría real-time</w:t>
             </w:r>
           </w:p>
         </w:tc>
@@ -4281,7 +3863,7 @@
                 <w:sz w:val="20"/>
                 <w:szCs w:val="20"/>
               </w:rPr>
-              <w:t xml:space="preserve">Pilotos verán solo sus misiones — menos ruido para ellos, mejor compliance interno</w:t>
+              <w:t xml:space="preserve">Posición del drone en vivo en el mapa</w:t>
             </w:r>
           </w:p>
         </w:tc>
@@ -4313,7 +3895,7 @@
                 <w:sz w:val="20"/>
                 <w:szCs w:val="20"/>
               </w:rPr>
-              <w:t xml:space="preserve">Email notifications</w:t>
+              <w:t xml:space="preserve">PWA offline-first</w:t>
             </w:r>
           </w:p>
         </w:tc>
@@ -4343,7 +3925,7 @@
                 <w:sz w:val="20"/>
                 <w:szCs w:val="20"/>
               </w:rPr>
-              <w:t xml:space="preserve">Avisos automáticos de vencimientos, cambios de estado críticos</w:t>
+              <w:t xml:space="preserve">Pilotos firman A.5/A.7 sin conexión en campo</w:t>
             </w:r>
           </w:p>
         </w:tc>
@@ -4375,7 +3957,7 @@
                 <w:sz w:val="20"/>
                 <w:szCs w:val="20"/>
               </w:rPr>
-              <w:t xml:space="preserve">Modo claro en mapa</w:t>
+              <w:t xml:space="preserve">Notificaciones push</w:t>
             </w:r>
           </w:p>
         </w:tc>
@@ -4405,7 +3987,131 @@
                 <w:sz w:val="20"/>
                 <w:szCs w:val="20"/>
               </w:rPr>
-              <w:t xml:space="preserve">El mapa se adaptará al tema</w:t>
+              <w:t xml:space="preserve">Avisos en móvil sin tener abierta la app</w:t>
+            </w:r>
+          </w:p>
+        </w:tc>
+      </w:tr>
+      <w:tr>
+        <w:tc>
+          <w:tcPr>
+            <w:tcW w:type="dxa" w:w="3000"/>
+            <w:tcBorders>
+              <w:top w:val="single" w:color="CCCCCC" w:sz="4"/>
+              <w:left w:val="single" w:color="CCCCCC" w:sz="4"/>
+              <w:bottom w:val="single" w:color="CCCCCC" w:sz="4"/>
+              <w:right w:val="single" w:color="CCCCCC" w:sz="4"/>
+            </w:tcBorders>
+            <w:tcMar>
+              <w:top w:type="dxa" w:w="80"/>
+              <w:left w:type="dxa" w:w="120"/>
+              <w:bottom w:type="dxa" w:w="80"/>
+              <w:right w:type="dxa" w:w="120"/>
+            </w:tcMar>
+          </w:tcPr>
+          <w:p>
+            <w:r>
+              <w:rPr>
+                <w:rFonts w:ascii="Arial" w:cs="Arial" w:eastAsia="Arial" w:hAnsi="Arial"/>
+                <w:b w:val="false"/>
+                <w:bCs w:val="false"/>
+                <w:color w:val="1A2433"/>
+                <w:sz w:val="20"/>
+                <w:szCs w:val="20"/>
+              </w:rPr>
+              <w:t xml:space="preserve">Plantillas de misión</w:t>
+            </w:r>
+          </w:p>
+        </w:tc>
+        <w:tc>
+          <w:tcPr>
+            <w:tcW w:type="dxa" w:w="6638"/>
+            <w:tcBorders>
+              <w:top w:val="single" w:color="CCCCCC" w:sz="4"/>
+              <w:left w:val="single" w:color="CCCCCC" w:sz="4"/>
+              <w:bottom w:val="single" w:color="CCCCCC" w:sz="4"/>
+              <w:right w:val="single" w:color="CCCCCC" w:sz="4"/>
+            </w:tcBorders>
+            <w:tcMar>
+              <w:top w:type="dxa" w:w="80"/>
+              <w:left w:type="dxa" w:w="120"/>
+              <w:bottom w:type="dxa" w:w="80"/>
+              <w:right w:type="dxa" w:w="120"/>
+            </w:tcMar>
+          </w:tcPr>
+          <w:p>
+            <w:r>
+              <w:rPr>
+                <w:rFonts w:ascii="Arial" w:cs="Arial" w:eastAsia="Arial" w:hAnsi="Arial"/>
+                <w:b w:val="false"/>
+                <w:bCs w:val="false"/>
+                <w:color w:val="1A2433"/>
+                <w:sz w:val="20"/>
+                <w:szCs w:val="20"/>
+              </w:rPr>
+              <w:t xml:space="preserve">Clonar misiones recurrentes (inspecciones semanales)</w:t>
+            </w:r>
+          </w:p>
+        </w:tc>
+      </w:tr>
+      <w:tr>
+        <w:tc>
+          <w:tcPr>
+            <w:tcW w:type="dxa" w:w="3000"/>
+            <w:tcBorders>
+              <w:top w:val="single" w:color="CCCCCC" w:sz="4"/>
+              <w:left w:val="single" w:color="CCCCCC" w:sz="4"/>
+              <w:bottom w:val="single" w:color="CCCCCC" w:sz="4"/>
+              <w:right w:val="single" w:color="CCCCCC" w:sz="4"/>
+            </w:tcBorders>
+            <w:tcMar>
+              <w:top w:type="dxa" w:w="80"/>
+              <w:left w:type="dxa" w:w="120"/>
+              <w:bottom w:type="dxa" w:w="80"/>
+              <w:right w:type="dxa" w:w="120"/>
+            </w:tcMar>
+          </w:tcPr>
+          <w:p>
+            <w:r>
+              <w:rPr>
+                <w:rFonts w:ascii="Arial" w:cs="Arial" w:eastAsia="Arial" w:hAnsi="Arial"/>
+                <w:b w:val="false"/>
+                <w:bCs w:val="false"/>
+                <w:color w:val="1A2433"/>
+                <w:sz w:val="20"/>
+                <w:szCs w:val="20"/>
+              </w:rPr>
+              <w:t xml:space="preserve">Adjuntar archivos</w:t>
+            </w:r>
+          </w:p>
+        </w:tc>
+        <w:tc>
+          <w:tcPr>
+            <w:tcW w:type="dxa" w:w="6638"/>
+            <w:tcBorders>
+              <w:top w:val="single" w:color="CCCCCC" w:sz="4"/>
+              <w:left w:val="single" w:color="CCCCCC" w:sz="4"/>
+              <w:bottom w:val="single" w:color="CCCCCC" w:sz="4"/>
+              <w:right w:val="single" w:color="CCCCCC" w:sz="4"/>
+            </w:tcBorders>
+            <w:tcMar>
+              <w:top w:type="dxa" w:w="80"/>
+              <w:left w:type="dxa" w:w="120"/>
+              <w:bottom w:type="dxa" w:w="80"/>
+              <w:right w:type="dxa" w:w="120"/>
+            </w:tcMar>
+          </w:tcPr>
+          <w:p>
+            <w:r>
+              <w:rPr>
+                <w:rFonts w:ascii="Arial" w:cs="Arial" w:eastAsia="Arial" w:hAnsi="Arial"/>
+                <w:b w:val="false"/>
+                <w:bCs w:val="false"/>
+                <w:color w:val="1A2433"/>
+                <w:sz w:val="20"/>
+                <w:szCs w:val="20"/>
+              </w:rPr>
+              <w:t xml:space="preserve">Foto pre-vuelo, KMZ del cliente, mapa de zona</w:t>
             </w:r>
           </w:p>
         </w:tc>
@@ -4467,131 +4173,7 @@
                 <w:sz w:val="20"/>
                 <w:szCs w:val="20"/>
               </w:rPr>
-              <w:t xml:space="preserve">skypro360.opsmanager.es cuando crezcamos a 3+ operadores</w:t>
-            </w:r>
-          </w:p>
-        </w:tc>
-      </w:tr>
-      <w:tr>
-        <w:tc>
-          <w:tcPr>
-            <w:tcW w:type="dxa" w:w="3000"/>
-            <w:tcBorders>
-              <w:top w:val="single" w:color="CCCCCC" w:sz="4"/>
-              <w:left w:val="single" w:color="CCCCCC" w:sz="4"/>
-              <w:bottom w:val="single" w:color="CCCCCC" w:sz="4"/>
-              <w:right w:val="single" w:color="CCCCCC" w:sz="4"/>
-            </w:tcBorders>
-            <w:tcMar>
-              <w:top w:type="dxa" w:w="80"/>
-              <w:left w:type="dxa" w:w="120"/>
-              <w:bottom w:type="dxa" w:w="80"/>
-              <w:right w:type="dxa" w:w="120"/>
-            </w:tcMar>
-          </w:tcPr>
-          <w:p>
-            <w:r>
-              <w:rPr>
-                <w:rFonts w:ascii="Arial" w:cs="Arial" w:eastAsia="Arial" w:hAnsi="Arial"/>
-                <w:b w:val="false"/>
-                <w:bCs w:val="false"/>
-                <w:color w:val="1A2433"/>
-                <w:sz w:val="20"/>
-                <w:szCs w:val="20"/>
-              </w:rPr>
-              <w:t xml:space="preserve">Telemetría real-time</w:t>
-            </w:r>
-          </w:p>
-        </w:tc>
-        <w:tc>
-          <w:tcPr>
-            <w:tcW w:type="dxa" w:w="6638"/>
-            <w:tcBorders>
-              <w:top w:val="single" w:color="CCCCCC" w:sz="4"/>
-              <w:left w:val="single" w:color="CCCCCC" w:sz="4"/>
-              <w:bottom w:val="single" w:color="CCCCCC" w:sz="4"/>
-              <w:right w:val="single" w:color="CCCCCC" w:sz="4"/>
-            </w:tcBorders>
-            <w:tcMar>
-              <w:top w:type="dxa" w:w="80"/>
-              <w:left w:type="dxa" w:w="120"/>
-              <w:bottom w:type="dxa" w:w="80"/>
-              <w:right w:type="dxa" w:w="120"/>
-            </w:tcMar>
-          </w:tcPr>
-          <w:p>
-            <w:r>
-              <w:rPr>
-                <w:rFonts w:ascii="Arial" w:cs="Arial" w:eastAsia="Arial" w:hAnsi="Arial"/>
-                <w:b w:val="false"/>
-                <w:bCs w:val="false"/>
-                <w:color w:val="1A2433"/>
-                <w:sz w:val="20"/>
-                <w:szCs w:val="20"/>
-              </w:rPr>
-              <w:t xml:space="preserve">Cuando integremos con sistemas de los drones, verás posición en vivo</w:t>
-            </w:r>
-          </w:p>
-        </w:tc>
-      </w:tr>
-      <w:tr>
-        <w:tc>
-          <w:tcPr>
-            <w:tcW w:type="dxa" w:w="3000"/>
-            <w:tcBorders>
-              <w:top w:val="single" w:color="CCCCCC" w:sz="4"/>
-              <w:left w:val="single" w:color="CCCCCC" w:sz="4"/>
-              <w:bottom w:val="single" w:color="CCCCCC" w:sz="4"/>
-              <w:right w:val="single" w:color="CCCCCC" w:sz="4"/>
-            </w:tcBorders>
-            <w:tcMar>
-              <w:top w:type="dxa" w:w="80"/>
-              <w:left w:type="dxa" w:w="120"/>
-              <w:bottom w:type="dxa" w:w="80"/>
-              <w:right w:type="dxa" w:w="120"/>
-            </w:tcMar>
-          </w:tcPr>
-          <w:p>
-            <w:r>
-              <w:rPr>
-                <w:rFonts w:ascii="Arial" w:cs="Arial" w:eastAsia="Arial" w:hAnsi="Arial"/>
-                <w:b w:val="false"/>
-                <w:bCs w:val="false"/>
-                <w:color w:val="1A2433"/>
-                <w:sz w:val="20"/>
-                <w:szCs w:val="20"/>
-              </w:rPr>
-              <w:t xml:space="preserve">App móvil PWA</w:t>
-            </w:r>
-          </w:p>
-        </w:tc>
-        <w:tc>
-          <w:tcPr>
-            <w:tcW w:type="dxa" w:w="6638"/>
-            <w:tcBorders>
-              <w:top w:val="single" w:color="CCCCCC" w:sz="4"/>
-              <w:left w:val="single" w:color="CCCCCC" w:sz="4"/>
-              <w:bottom w:val="single" w:color="CCCCCC" w:sz="4"/>
-              <w:right w:val="single" w:color="CCCCCC" w:sz="4"/>
-            </w:tcBorders>
-            <w:tcMar>
-              <w:top w:type="dxa" w:w="80"/>
-              <w:left w:type="dxa" w:w="120"/>
-              <w:bottom w:type="dxa" w:w="80"/>
-              <w:right w:type="dxa" w:w="120"/>
-            </w:tcMar>
-          </w:tcPr>
-          <w:p>
-            <w:r>
-              <w:rPr>
-                <w:rFonts w:ascii="Arial" w:cs="Arial" w:eastAsia="Arial" w:hAnsi="Arial"/>
-                <w:b w:val="false"/>
-                <w:bCs w:val="false"/>
-                <w:color w:val="1A2433"/>
-                <w:sz w:val="20"/>
-                <w:szCs w:val="20"/>
-              </w:rPr>
-              <w:t xml:space="preserve">Para que los pilotos firmen formularios desde móvil offline</w:t>
+              <w:t xml:space="preserve">skypro360.opsmanager.es cuando crezcamos</w:t>
             </w:r>
           </w:p>
         </w:tc>
@@ -4764,7 +4346,7 @@
         <w:sz w:val="18"/>
         <w:szCs w:val="18"/>
       </w:rPr>
-      <w:t xml:space="preserve"> · OpsManager v1.0 · 2026-04-30</w:t>
+      <w:t xml:space="preserve"> · OpsManager v1.1 · 2026-05-02</w:t>
     </w:r>
   </w:p>
 </w:ftr>
